--- a/docs/课程设计报告-智慧农业农产品溯源管理系统.docx
+++ b/docs/课程设计报告-智慧农业农产品溯源管理系统.docx
@@ -3258,7 +3258,7 @@
         <w:fldChar w:fldCharType="begin"/>
         <w:instrText xml:space="preserve"> PAGEREF _Toc90000130 \h </w:instrText>
         <w:fldChar w:fldCharType="separate"/>
-        <w:t xml:space="preserve">13</w:t>
+        <w:t xml:space="preserve">14</w:t>
         <w:fldChar w:fldCharType="end"/>
         <w:fldChar w:fldCharType="end"/>
       </w:r>
@@ -3321,7 +3321,7 @@
         <w:fldChar w:fldCharType="begin"/>
         <w:instrText xml:space="preserve"> PAGEREF _Toc90000131 \h </w:instrText>
         <w:fldChar w:fldCharType="separate"/>
-        <w:t xml:space="preserve">13</w:t>
+        <w:t xml:space="preserve">14</w:t>
         <w:fldChar w:fldCharType="end"/>
         <w:fldChar w:fldCharType="end"/>
       </w:r>
@@ -3384,7 +3384,7 @@
         <w:fldChar w:fldCharType="begin"/>
         <w:instrText xml:space="preserve"> PAGEREF _Toc90000132 \h </w:instrText>
         <w:fldChar w:fldCharType="separate"/>
-        <w:t xml:space="preserve">14</w:t>
+        <w:t xml:space="preserve">15</w:t>
         <w:fldChar w:fldCharType="end"/>
         <w:fldChar w:fldCharType="end"/>
       </w:r>
@@ -3447,7 +3447,7 @@
         <w:fldChar w:fldCharType="begin"/>
         <w:instrText xml:space="preserve"> PAGEREF _Toc90000133 \h </w:instrText>
         <w:fldChar w:fldCharType="separate"/>
-        <w:t xml:space="preserve">14</w:t>
+        <w:t xml:space="preserve">15</w:t>
         <w:fldChar w:fldCharType="end"/>
         <w:fldChar w:fldCharType="end"/>
       </w:r>
@@ -3510,7 +3510,7 @@
         <w:fldChar w:fldCharType="begin"/>
         <w:instrText xml:space="preserve"> PAGEREF _Toc90000134 \h </w:instrText>
         <w:fldChar w:fldCharType="separate"/>
-        <w:t xml:space="preserve">15</w:t>
+        <w:t xml:space="preserve">16</w:t>
         <w:fldChar w:fldCharType="end"/>
         <w:fldChar w:fldCharType="end"/>
       </w:r>
@@ -3573,7 +3573,7 @@
         <w:fldChar w:fldCharType="begin"/>
         <w:instrText xml:space="preserve"> PAGEREF _Toc90000135 \h </w:instrText>
         <w:fldChar w:fldCharType="separate"/>
-        <w:t xml:space="preserve">15</w:t>
+        <w:t xml:space="preserve">16</w:t>
         <w:fldChar w:fldCharType="end"/>
         <w:fldChar w:fldCharType="end"/>
       </w:r>
@@ -3637,7 +3637,7 @@
         <w:fldChar w:fldCharType="begin"/>
         <w:instrText xml:space="preserve"> PAGEREF _Toc90000136 \h </w:instrText>
         <w:fldChar w:fldCharType="separate"/>
-        <w:t xml:space="preserve">15</w:t>
+        <w:t xml:space="preserve">16</w:t>
         <w:fldChar w:fldCharType="end"/>
         <w:fldChar w:fldCharType="end"/>
       </w:r>
@@ -3701,7 +3701,7 @@
         <w:fldChar w:fldCharType="begin"/>
         <w:instrText xml:space="preserve"> PAGEREF _Toc90000137 \h </w:instrText>
         <w:fldChar w:fldCharType="separate"/>
-        <w:t xml:space="preserve">16</w:t>
+        <w:t xml:space="preserve">17</w:t>
         <w:fldChar w:fldCharType="end"/>
         <w:fldChar w:fldCharType="end"/>
       </w:r>
@@ -3765,7 +3765,7 @@
         <w:fldChar w:fldCharType="begin"/>
         <w:instrText xml:space="preserve"> PAGEREF _Toc90000138 \h </w:instrText>
         <w:fldChar w:fldCharType="separate"/>
-        <w:t xml:space="preserve">20</w:t>
+        <w:t xml:space="preserve">21</w:t>
         <w:fldChar w:fldCharType="end"/>
         <w:fldChar w:fldCharType="end"/>
       </w:r>
@@ -3828,7 +3828,7 @@
         <w:fldChar w:fldCharType="begin"/>
         <w:instrText xml:space="preserve"> PAGEREF _Toc90000139 \h </w:instrText>
         <w:fldChar w:fldCharType="separate"/>
-        <w:t xml:space="preserve">20</w:t>
+        <w:t xml:space="preserve">21</w:t>
         <w:fldChar w:fldCharType="end"/>
         <w:fldChar w:fldCharType="end"/>
       </w:r>
@@ -3891,7 +3891,7 @@
         <w:fldChar w:fldCharType="begin"/>
         <w:instrText xml:space="preserve"> PAGEREF _Toc90000140 \h </w:instrText>
         <w:fldChar w:fldCharType="separate"/>
-        <w:t xml:space="preserve">20</w:t>
+        <w:t xml:space="preserve">21</w:t>
         <w:fldChar w:fldCharType="end"/>
         <w:fldChar w:fldCharType="end"/>
       </w:r>
@@ -3954,7 +3954,7 @@
         <w:fldChar w:fldCharType="begin"/>
         <w:instrText xml:space="preserve"> PAGEREF _Toc90000141 \h </w:instrText>
         <w:fldChar w:fldCharType="separate"/>
-        <w:t xml:space="preserve">21</w:t>
+        <w:t xml:space="preserve">22</w:t>
         <w:fldChar w:fldCharType="end"/>
         <w:fldChar w:fldCharType="end"/>
       </w:r>
@@ -4017,7 +4017,7 @@
         <w:fldChar w:fldCharType="begin"/>
         <w:instrText xml:space="preserve"> PAGEREF _Toc90000142 \h </w:instrText>
         <w:fldChar w:fldCharType="separate"/>
-        <w:t xml:space="preserve">21</w:t>
+        <w:t xml:space="preserve">23</w:t>
         <w:fldChar w:fldCharType="end"/>
         <w:fldChar w:fldCharType="end"/>
       </w:r>
@@ -4081,7 +4081,7 @@
         <w:fldChar w:fldCharType="begin"/>
         <w:instrText xml:space="preserve"> PAGEREF _Toc90000143 \h </w:instrText>
         <w:fldChar w:fldCharType="separate"/>
-        <w:t xml:space="preserve">23</w:t>
+        <w:t xml:space="preserve">25</w:t>
         <w:fldChar w:fldCharType="end"/>
         <w:fldChar w:fldCharType="end"/>
       </w:r>
@@ -4145,7 +4145,7 @@
         <w:fldChar w:fldCharType="begin"/>
         <w:instrText xml:space="preserve"> PAGEREF _Toc90000144 \h </w:instrText>
         <w:fldChar w:fldCharType="separate"/>
-        <w:t xml:space="preserve">24</w:t>
+        <w:t xml:space="preserve">26</w:t>
         <w:fldChar w:fldCharType="end"/>
         <w:fldChar w:fldCharType="end"/>
       </w:r>
@@ -4209,7 +4209,7 @@
         <w:fldChar w:fldCharType="begin"/>
         <w:instrText xml:space="preserve"> PAGEREF _Toc90000145 \h </w:instrText>
         <w:fldChar w:fldCharType="separate"/>
-        <w:t xml:space="preserve">25</w:t>
+        <w:t xml:space="preserve">27</w:t>
         <w:fldChar w:fldCharType="end"/>
         <w:fldChar w:fldCharType="end"/>
       </w:r>
@@ -4272,7 +4272,7 @@
         <w:fldChar w:fldCharType="begin"/>
         <w:instrText xml:space="preserve"> PAGEREF _Toc90000146 \h </w:instrText>
         <w:fldChar w:fldCharType="separate"/>
-        <w:t xml:space="preserve">25</w:t>
+        <w:t xml:space="preserve">27</w:t>
         <w:fldChar w:fldCharType="end"/>
         <w:fldChar w:fldCharType="end"/>
       </w:r>
@@ -4335,7 +4335,7 @@
         <w:fldChar w:fldCharType="begin"/>
         <w:instrText xml:space="preserve"> PAGEREF _Toc90000147 \h </w:instrText>
         <w:fldChar w:fldCharType="separate"/>
-        <w:t xml:space="preserve">25</w:t>
+        <w:t xml:space="preserve">27</w:t>
         <w:fldChar w:fldCharType="end"/>
         <w:fldChar w:fldCharType="end"/>
       </w:r>
@@ -4559,11 +4559,11 @@
         <w:jc w:val="center"/>
         <w:tblBorders>
           <w:top w:val="single" w:sz="12" w:space="0" w:color="000000"/>
-          <w:left w:val="single" w:sz="4" w:space="0" w:color="000000"/>
+          <w:left w:val="nil"/>
           <w:bottom w:val="single" w:sz="12" w:space="0" w:color="000000"/>
-          <w:right w:val="single" w:sz="4" w:space="0" w:color="000000"/>
-          <w:insideH w:val="single" w:sz="4" w:space="0" w:color="000000"/>
-          <w:insideV w:val="single" w:sz="4" w:space="0" w:color="000000"/>
+          <w:right w:val="nil"/>
+          <w:insideH w:val="nil"/>
+          <w:insideV w:val="nil"/>
         </w:tblBorders>
         <w:tblLayout w:type="fixed"/>
         <w:tblCellMar>
@@ -4585,11 +4585,14 @@
         <w:tc>
           <w:tcPr>
             <w:tcW w:w="1757" w:type="dxa"/>
-            <w:shd w:val="clear" w:color="auto" w:fill="E7E6E6"/>
-            <w:vAlign w:val="center"/>
-          </w:tcPr>
-          <w:p>
-            <w:pPr>
+            <w:tcBorders>
+              <w:bottom w:val="single" w:sz="6" w:space="0" w:color="000000"/>
+            </w:tcBorders>
+            <w:vAlign w:val="center"/>
+          </w:tcPr>
+          <w:p>
+            <w:pPr>
+              <w:keepNext/>
               <w:spacing w:before="20" w:after="20" w:line="280" w:lineRule="auto"/>
               <w:ind w:left="0" w:firstLine="0"/>
               <w:jc w:val="center"/>
@@ -4609,11 +4612,14 @@
         <w:tc>
           <w:tcPr>
             <w:tcW w:w="3264" w:type="dxa"/>
-            <w:shd w:val="clear" w:color="auto" w:fill="E7E6E6"/>
-            <w:vAlign w:val="center"/>
-          </w:tcPr>
-          <w:p>
-            <w:pPr>
+            <w:tcBorders>
+              <w:bottom w:val="single" w:sz="6" w:space="0" w:color="000000"/>
+            </w:tcBorders>
+            <w:vAlign w:val="center"/>
+          </w:tcPr>
+          <w:p>
+            <w:pPr>
+              <w:keepNext/>
               <w:spacing w:before="20" w:after="20" w:line="280" w:lineRule="auto"/>
               <w:ind w:left="0" w:firstLine="0"/>
               <w:jc w:val="center"/>
@@ -4633,11 +4639,14 @@
         <w:tc>
           <w:tcPr>
             <w:tcW w:w="3767" w:type="dxa"/>
-            <w:shd w:val="clear" w:color="auto" w:fill="E7E6E6"/>
-            <w:vAlign w:val="center"/>
-          </w:tcPr>
-          <w:p>
-            <w:pPr>
+            <w:tcBorders>
+              <w:bottom w:val="single" w:sz="6" w:space="0" w:color="000000"/>
+            </w:tcBorders>
+            <w:vAlign w:val="center"/>
+          </w:tcPr>
+          <w:p>
+            <w:pPr>
+              <w:keepNext/>
               <w:spacing w:before="20" w:after="20" w:line="280" w:lineRule="auto"/>
               <w:ind w:left="0" w:firstLine="0"/>
               <w:jc w:val="center"/>
@@ -4666,6 +4675,7 @@
           </w:tcPr>
           <w:p>
             <w:pPr>
+              <w:keepNext/>
               <w:spacing w:before="20" w:after="20" w:line="280" w:lineRule="auto"/>
               <w:ind w:left="0" w:firstLine="0"/>
               <w:jc w:val="center"/>
@@ -4687,6 +4697,7 @@
           </w:tcPr>
           <w:p>
             <w:pPr>
+              <w:keepNext/>
               <w:spacing w:before="20" w:after="20" w:line="280" w:lineRule="auto"/>
               <w:ind w:left="0" w:firstLine="0"/>
               <w:jc w:val="left"/>
@@ -4708,6 +4719,7 @@
           </w:tcPr>
           <w:p>
             <w:pPr>
+              <w:keepNext/>
               <w:spacing w:before="20" w:after="20" w:line="280" w:lineRule="auto"/>
               <w:ind w:left="0" w:firstLine="0"/>
               <w:jc w:val="left"/>
@@ -4734,6 +4746,7 @@
           </w:tcPr>
           <w:p>
             <w:pPr>
+              <w:keepNext/>
               <w:spacing w:before="20" w:after="20" w:line="280" w:lineRule="auto"/>
               <w:ind w:left="0" w:firstLine="0"/>
               <w:jc w:val="center"/>
@@ -4755,6 +4768,7 @@
           </w:tcPr>
           <w:p>
             <w:pPr>
+              <w:keepNext/>
               <w:spacing w:before="20" w:after="20" w:line="280" w:lineRule="auto"/>
               <w:ind w:left="0" w:firstLine="0"/>
               <w:jc w:val="left"/>
@@ -4776,6 +4790,7 @@
           </w:tcPr>
           <w:p>
             <w:pPr>
+              <w:keepNext/>
               <w:spacing w:before="20" w:after="20" w:line="280" w:lineRule="auto"/>
               <w:ind w:left="0" w:firstLine="0"/>
               <w:jc w:val="left"/>
@@ -4802,6 +4817,7 @@
           </w:tcPr>
           <w:p>
             <w:pPr>
+              <w:keepNext/>
               <w:spacing w:before="20" w:after="20" w:line="280" w:lineRule="auto"/>
               <w:ind w:left="0" w:firstLine="0"/>
               <w:jc w:val="center"/>
@@ -4823,6 +4839,7 @@
           </w:tcPr>
           <w:p>
             <w:pPr>
+              <w:keepNext/>
               <w:spacing w:before="20" w:after="20" w:line="280" w:lineRule="auto"/>
               <w:ind w:left="0" w:firstLine="0"/>
               <w:jc w:val="left"/>
@@ -4844,6 +4861,7 @@
           </w:tcPr>
           <w:p>
             <w:pPr>
+              <w:keepNext/>
               <w:spacing w:before="20" w:after="20" w:line="280" w:lineRule="auto"/>
               <w:ind w:left="0" w:firstLine="0"/>
               <w:jc w:val="left"/>
@@ -4870,6 +4888,7 @@
           </w:tcPr>
           <w:p>
             <w:pPr>
+              <w:keepNext/>
               <w:spacing w:before="20" w:after="20" w:line="280" w:lineRule="auto"/>
               <w:ind w:left="0" w:firstLine="0"/>
               <w:jc w:val="center"/>
@@ -4891,6 +4910,7 @@
           </w:tcPr>
           <w:p>
             <w:pPr>
+              <w:keepNext/>
               <w:spacing w:before="20" w:after="20" w:line="280" w:lineRule="auto"/>
               <w:ind w:left="0" w:firstLine="0"/>
               <w:jc w:val="left"/>
@@ -4912,6 +4932,7 @@
           </w:tcPr>
           <w:p>
             <w:pPr>
+              <w:keepNext/>
               <w:spacing w:before="20" w:after="20" w:line="280" w:lineRule="auto"/>
               <w:ind w:left="0" w:firstLine="0"/>
               <w:jc w:val="left"/>
@@ -4938,6 +4959,7 @@
           </w:tcPr>
           <w:p>
             <w:pPr>
+              <w:keepNext/>
               <w:spacing w:before="20" w:after="20" w:line="280" w:lineRule="auto"/>
               <w:ind w:left="0" w:firstLine="0"/>
               <w:jc w:val="center"/>
@@ -4959,6 +4981,7 @@
           </w:tcPr>
           <w:p>
             <w:pPr>
+              <w:keepNext/>
               <w:spacing w:before="20" w:after="20" w:line="280" w:lineRule="auto"/>
               <w:ind w:left="0" w:firstLine="0"/>
               <w:jc w:val="left"/>
@@ -4980,6 +5003,7 @@
           </w:tcPr>
           <w:p>
             <w:pPr>
+              <w:keepNext/>
               <w:spacing w:before="20" w:after="20" w:line="280" w:lineRule="auto"/>
               <w:ind w:left="0" w:firstLine="0"/>
               <w:jc w:val="left"/>
@@ -5006,6 +5030,7 @@
           </w:tcPr>
           <w:p>
             <w:pPr>
+              <w:keepNext/>
               <w:spacing w:before="20" w:after="20" w:line="280" w:lineRule="auto"/>
               <w:ind w:left="0" w:firstLine="0"/>
               <w:jc w:val="center"/>
@@ -5027,6 +5052,7 @@
           </w:tcPr>
           <w:p>
             <w:pPr>
+              <w:keepNext/>
               <w:spacing w:before="20" w:after="20" w:line="280" w:lineRule="auto"/>
               <w:ind w:left="0" w:firstLine="0"/>
               <w:jc w:val="left"/>
@@ -5048,6 +5074,7 @@
           </w:tcPr>
           <w:p>
             <w:pPr>
+              <w:keepNext/>
               <w:spacing w:before="20" w:after="20" w:line="280" w:lineRule="auto"/>
               <w:ind w:left="0" w:firstLine="0"/>
               <w:jc w:val="left"/>
@@ -5074,6 +5101,7 @@
           </w:tcPr>
           <w:p>
             <w:pPr>
+              <w:keepNext/>
               <w:spacing w:before="20" w:after="20" w:line="280" w:lineRule="auto"/>
               <w:ind w:left="0" w:firstLine="0"/>
               <w:jc w:val="center"/>
@@ -5095,6 +5123,7 @@
           </w:tcPr>
           <w:p>
             <w:pPr>
+              <w:keepNext/>
               <w:spacing w:before="20" w:after="20" w:line="280" w:lineRule="auto"/>
               <w:ind w:left="0" w:firstLine="0"/>
               <w:jc w:val="left"/>
@@ -5116,6 +5145,7 @@
           </w:tcPr>
           <w:p>
             <w:pPr>
+              <w:keepNext/>
               <w:spacing w:before="20" w:after="20" w:line="280" w:lineRule="auto"/>
               <w:ind w:left="0" w:firstLine="0"/>
               <w:jc w:val="left"/>
@@ -5142,6 +5172,7 @@
           </w:tcPr>
           <w:p>
             <w:pPr>
+              <w:keepNext/>
               <w:spacing w:before="20" w:after="20" w:line="280" w:lineRule="auto"/>
               <w:ind w:left="0" w:firstLine="0"/>
               <w:jc w:val="center"/>
@@ -5163,6 +5194,7 @@
           </w:tcPr>
           <w:p>
             <w:pPr>
+              <w:keepNext/>
               <w:spacing w:before="20" w:after="20" w:line="280" w:lineRule="auto"/>
               <w:ind w:left="0" w:firstLine="0"/>
               <w:jc w:val="left"/>
@@ -5184,6 +5216,7 @@
           </w:tcPr>
           <w:p>
             <w:pPr>
+              <w:keepNext/>
               <w:spacing w:before="20" w:after="20" w:line="280" w:lineRule="auto"/>
               <w:ind w:left="0" w:firstLine="0"/>
               <w:jc w:val="left"/>
@@ -5210,6 +5243,7 @@
           </w:tcPr>
           <w:p>
             <w:pPr>
+              <w:keepNext/>
               <w:spacing w:before="20" w:after="20" w:line="280" w:lineRule="auto"/>
               <w:ind w:left="0" w:firstLine="0"/>
               <w:jc w:val="center"/>
@@ -5231,6 +5265,7 @@
           </w:tcPr>
           <w:p>
             <w:pPr>
+              <w:keepNext/>
               <w:spacing w:before="20" w:after="20" w:line="280" w:lineRule="auto"/>
               <w:ind w:left="0" w:firstLine="0"/>
               <w:jc w:val="left"/>
@@ -5252,6 +5287,7 @@
           </w:tcPr>
           <w:p>
             <w:pPr>
+              <w:keepNext/>
               <w:spacing w:before="20" w:after="20" w:line="280" w:lineRule="auto"/>
               <w:ind w:left="0" w:firstLine="0"/>
               <w:jc w:val="left"/>
@@ -5278,6 +5314,7 @@
           </w:tcPr>
           <w:p>
             <w:pPr>
+              <w:keepNext/>
               <w:spacing w:before="20" w:after="20" w:line="280" w:lineRule="auto"/>
               <w:ind w:left="0" w:firstLine="0"/>
               <w:jc w:val="center"/>
@@ -5299,6 +5336,7 @@
           </w:tcPr>
           <w:p>
             <w:pPr>
+              <w:keepNext/>
               <w:spacing w:before="20" w:after="20" w:line="280" w:lineRule="auto"/>
               <w:ind w:left="0" w:firstLine="0"/>
               <w:jc w:val="left"/>
@@ -5320,6 +5358,7 @@
           </w:tcPr>
           <w:p>
             <w:pPr>
+              <w:keepNext/>
               <w:spacing w:before="20" w:after="20" w:line="280" w:lineRule="auto"/>
               <w:ind w:left="0" w:firstLine="0"/>
               <w:jc w:val="left"/>
@@ -5741,11 +5780,11 @@
         <w:jc w:val="center"/>
         <w:tblBorders>
           <w:top w:val="single" w:sz="12" w:space="0" w:color="000000"/>
-          <w:left w:val="single" w:sz="4" w:space="0" w:color="000000"/>
+          <w:left w:val="nil"/>
           <w:bottom w:val="single" w:sz="12" w:space="0" w:color="000000"/>
-          <w:right w:val="single" w:sz="4" w:space="0" w:color="000000"/>
-          <w:insideH w:val="single" w:sz="4" w:space="0" w:color="000000"/>
-          <w:insideV w:val="single" w:sz="4" w:space="0" w:color="000000"/>
+          <w:right w:val="nil"/>
+          <w:insideH w:val="nil"/>
+          <w:insideV w:val="nil"/>
         </w:tblBorders>
         <w:tblLayout w:type="fixed"/>
         <w:tblCellMar>
@@ -5767,11 +5806,14 @@
         <w:tc>
           <w:tcPr>
             <w:tcW w:w="2008" w:type="dxa"/>
-            <w:shd w:val="clear" w:color="auto" w:fill="E7E6E6"/>
-            <w:vAlign w:val="center"/>
-          </w:tcPr>
-          <w:p>
-            <w:pPr>
+            <w:tcBorders>
+              <w:bottom w:val="single" w:sz="6" w:space="0" w:color="000000"/>
+            </w:tcBorders>
+            <w:vAlign w:val="center"/>
+          </w:tcPr>
+          <w:p>
+            <w:pPr>
+              <w:keepNext/>
               <w:spacing w:before="20" w:after="20" w:line="280" w:lineRule="auto"/>
               <w:ind w:left="0" w:firstLine="0"/>
               <w:jc w:val="center"/>
@@ -5791,11 +5833,14 @@
         <w:tc>
           <w:tcPr>
             <w:tcW w:w="2259" w:type="dxa"/>
-            <w:shd w:val="clear" w:color="auto" w:fill="E7E6E6"/>
-            <w:vAlign w:val="center"/>
-          </w:tcPr>
-          <w:p>
-            <w:pPr>
+            <w:tcBorders>
+              <w:bottom w:val="single" w:sz="6" w:space="0" w:color="000000"/>
+            </w:tcBorders>
+            <w:vAlign w:val="center"/>
+          </w:tcPr>
+          <w:p>
+            <w:pPr>
+              <w:keepNext/>
               <w:spacing w:before="20" w:after="20" w:line="280" w:lineRule="auto"/>
               <w:ind w:left="0" w:firstLine="0"/>
               <w:jc w:val="center"/>
@@ -5815,11 +5860,14 @@
         <w:tc>
           <w:tcPr>
             <w:tcW w:w="4521" w:type="dxa"/>
-            <w:shd w:val="clear" w:color="auto" w:fill="E7E6E6"/>
-            <w:vAlign w:val="center"/>
-          </w:tcPr>
-          <w:p>
-            <w:pPr>
+            <w:tcBorders>
+              <w:bottom w:val="single" w:sz="6" w:space="0" w:color="000000"/>
+            </w:tcBorders>
+            <w:vAlign w:val="center"/>
+          </w:tcPr>
+          <w:p>
+            <w:pPr>
+              <w:keepNext/>
               <w:spacing w:before="20" w:after="20" w:line="280" w:lineRule="auto"/>
               <w:ind w:left="0" w:firstLine="0"/>
               <w:jc w:val="center"/>
@@ -5848,6 +5896,7 @@
           </w:tcPr>
           <w:p>
             <w:pPr>
+              <w:keepNext/>
               <w:spacing w:before="20" w:after="20" w:line="280" w:lineRule="auto"/>
               <w:ind w:left="0" w:firstLine="0"/>
               <w:jc w:val="left"/>
@@ -5869,6 +5918,7 @@
           </w:tcPr>
           <w:p>
             <w:pPr>
+              <w:keepNext/>
               <w:spacing w:before="20" w:after="20" w:line="280" w:lineRule="auto"/>
               <w:ind w:left="0" w:firstLine="0"/>
               <w:jc w:val="left"/>
@@ -5890,6 +5940,7 @@
           </w:tcPr>
           <w:p>
             <w:pPr>
+              <w:keepNext/>
               <w:spacing w:before="20" w:after="20" w:line="280" w:lineRule="auto"/>
               <w:ind w:left="0" w:firstLine="0"/>
               <w:jc w:val="left"/>
@@ -5916,6 +5967,7 @@
           </w:tcPr>
           <w:p>
             <w:pPr>
+              <w:keepNext/>
               <w:spacing w:before="20" w:after="20" w:line="280" w:lineRule="auto"/>
               <w:ind w:left="0" w:firstLine="0"/>
               <w:jc w:val="left"/>
@@ -5937,6 +5989,7 @@
           </w:tcPr>
           <w:p>
             <w:pPr>
+              <w:keepNext/>
               <w:spacing w:before="20" w:after="20" w:line="280" w:lineRule="auto"/>
               <w:ind w:left="0" w:firstLine="0"/>
               <w:jc w:val="left"/>
@@ -5958,6 +6011,7 @@
           </w:tcPr>
           <w:p>
             <w:pPr>
+              <w:keepNext/>
               <w:spacing w:before="20" w:after="20" w:line="280" w:lineRule="auto"/>
               <w:ind w:left="0" w:firstLine="0"/>
               <w:jc w:val="left"/>
@@ -5984,6 +6038,7 @@
           </w:tcPr>
           <w:p>
             <w:pPr>
+              <w:keepNext/>
               <w:spacing w:before="20" w:after="20" w:line="280" w:lineRule="auto"/>
               <w:ind w:left="0" w:firstLine="0"/>
               <w:jc w:val="left"/>
@@ -6005,6 +6060,7 @@
           </w:tcPr>
           <w:p>
             <w:pPr>
+              <w:keepNext/>
               <w:spacing w:before="20" w:after="20" w:line="280" w:lineRule="auto"/>
               <w:ind w:left="0" w:firstLine="0"/>
               <w:jc w:val="left"/>
@@ -6026,6 +6082,7 @@
           </w:tcPr>
           <w:p>
             <w:pPr>
+              <w:keepNext/>
               <w:spacing w:before="20" w:after="20" w:line="280" w:lineRule="auto"/>
               <w:ind w:left="0" w:firstLine="0"/>
               <w:jc w:val="left"/>
@@ -6052,6 +6109,7 @@
           </w:tcPr>
           <w:p>
             <w:pPr>
+              <w:keepNext/>
               <w:spacing w:before="20" w:after="20" w:line="280" w:lineRule="auto"/>
               <w:ind w:left="0" w:firstLine="0"/>
               <w:jc w:val="left"/>
@@ -6073,6 +6131,7 @@
           </w:tcPr>
           <w:p>
             <w:pPr>
+              <w:keepNext/>
               <w:spacing w:before="20" w:after="20" w:line="280" w:lineRule="auto"/>
               <w:ind w:left="0" w:firstLine="0"/>
               <w:jc w:val="left"/>
@@ -6094,6 +6153,7 @@
           </w:tcPr>
           <w:p>
             <w:pPr>
+              <w:keepNext/>
               <w:spacing w:before="20" w:after="20" w:line="280" w:lineRule="auto"/>
               <w:ind w:left="0" w:firstLine="0"/>
               <w:jc w:val="left"/>
@@ -7022,11 +7082,11 @@
         <w:jc w:val="center"/>
         <w:tblBorders>
           <w:top w:val="single" w:sz="12" w:space="0" w:color="000000"/>
-          <w:left w:val="single" w:sz="4" w:space="0" w:color="000000"/>
+          <w:left w:val="nil"/>
           <w:bottom w:val="single" w:sz="12" w:space="0" w:color="000000"/>
-          <w:right w:val="single" w:sz="4" w:space="0" w:color="000000"/>
-          <w:insideH w:val="single" w:sz="4" w:space="0" w:color="000000"/>
-          <w:insideV w:val="single" w:sz="4" w:space="0" w:color="000000"/>
+          <w:right w:val="nil"/>
+          <w:insideH w:val="nil"/>
+          <w:insideV w:val="nil"/>
         </w:tblBorders>
         <w:tblLayout w:type="fixed"/>
         <w:tblCellMar>
@@ -7048,11 +7108,14 @@
         <w:tc>
           <w:tcPr>
             <w:tcW w:w="2385" w:type="dxa"/>
-            <w:shd w:val="clear" w:color="auto" w:fill="E7E6E6"/>
-            <w:vAlign w:val="center"/>
-          </w:tcPr>
-          <w:p>
-            <w:pPr>
+            <w:tcBorders>
+              <w:bottom w:val="single" w:sz="6" w:space="0" w:color="000000"/>
+            </w:tcBorders>
+            <w:vAlign w:val="center"/>
+          </w:tcPr>
+          <w:p>
+            <w:pPr>
+              <w:keepNext/>
               <w:spacing w:before="20" w:after="20" w:line="280" w:lineRule="auto"/>
               <w:ind w:left="0" w:firstLine="0"/>
               <w:jc w:val="center"/>
@@ -7072,11 +7135,14 @@
         <w:tc>
           <w:tcPr>
             <w:tcW w:w="1883" w:type="dxa"/>
-            <w:shd w:val="clear" w:color="auto" w:fill="E7E6E6"/>
-            <w:vAlign w:val="center"/>
-          </w:tcPr>
-          <w:p>
-            <w:pPr>
+            <w:tcBorders>
+              <w:bottom w:val="single" w:sz="6" w:space="0" w:color="000000"/>
+            </w:tcBorders>
+            <w:vAlign w:val="center"/>
+          </w:tcPr>
+          <w:p>
+            <w:pPr>
+              <w:keepNext/>
               <w:spacing w:before="20" w:after="20" w:line="280" w:lineRule="auto"/>
               <w:ind w:left="0" w:firstLine="0"/>
               <w:jc w:val="center"/>
@@ -7096,11 +7162,14 @@
         <w:tc>
           <w:tcPr>
             <w:tcW w:w="4520" w:type="dxa"/>
-            <w:shd w:val="clear" w:color="auto" w:fill="E7E6E6"/>
-            <w:vAlign w:val="center"/>
-          </w:tcPr>
-          <w:p>
-            <w:pPr>
+            <w:tcBorders>
+              <w:bottom w:val="single" w:sz="6" w:space="0" w:color="000000"/>
+            </w:tcBorders>
+            <w:vAlign w:val="center"/>
+          </w:tcPr>
+          <w:p>
+            <w:pPr>
+              <w:keepNext/>
               <w:spacing w:before="20" w:after="20" w:line="280" w:lineRule="auto"/>
               <w:ind w:left="0" w:firstLine="0"/>
               <w:jc w:val="center"/>
@@ -7129,6 +7198,7 @@
           </w:tcPr>
           <w:p>
             <w:pPr>
+              <w:keepNext/>
               <w:spacing w:before="20" w:after="20" w:line="280" w:lineRule="auto"/>
               <w:ind w:left="0" w:firstLine="0"/>
               <w:jc w:val="left"/>
@@ -7150,6 +7220,7 @@
           </w:tcPr>
           <w:p>
             <w:pPr>
+              <w:keepNext/>
               <w:spacing w:before="20" w:after="20" w:line="280" w:lineRule="auto"/>
               <w:ind w:left="0" w:firstLine="0"/>
               <w:jc w:val="center"/>
@@ -7171,6 +7242,7 @@
           </w:tcPr>
           <w:p>
             <w:pPr>
+              <w:keepNext/>
               <w:spacing w:before="20" w:after="20" w:line="280" w:lineRule="auto"/>
               <w:ind w:left="0" w:firstLine="0"/>
               <w:jc w:val="left"/>
@@ -7197,6 +7269,7 @@
           </w:tcPr>
           <w:p>
             <w:pPr>
+              <w:keepNext/>
               <w:spacing w:before="20" w:after="20" w:line="280" w:lineRule="auto"/>
               <w:ind w:left="0" w:firstLine="0"/>
               <w:jc w:val="left"/>
@@ -7218,6 +7291,7 @@
           </w:tcPr>
           <w:p>
             <w:pPr>
+              <w:keepNext/>
               <w:spacing w:before="20" w:after="20" w:line="280" w:lineRule="auto"/>
               <w:ind w:left="0" w:firstLine="0"/>
               <w:jc w:val="center"/>
@@ -7239,6 +7313,7 @@
           </w:tcPr>
           <w:p>
             <w:pPr>
+              <w:keepNext/>
               <w:spacing w:before="20" w:after="20" w:line="280" w:lineRule="auto"/>
               <w:ind w:left="0" w:firstLine="0"/>
               <w:jc w:val="left"/>
@@ -7265,6 +7340,7 @@
           </w:tcPr>
           <w:p>
             <w:pPr>
+              <w:keepNext/>
               <w:spacing w:before="20" w:after="20" w:line="280" w:lineRule="auto"/>
               <w:ind w:left="0" w:firstLine="0"/>
               <w:jc w:val="left"/>
@@ -7286,6 +7362,7 @@
           </w:tcPr>
           <w:p>
             <w:pPr>
+              <w:keepNext/>
               <w:spacing w:before="20" w:after="20" w:line="280" w:lineRule="auto"/>
               <w:ind w:left="0" w:firstLine="0"/>
               <w:jc w:val="center"/>
@@ -7307,6 +7384,7 @@
           </w:tcPr>
           <w:p>
             <w:pPr>
+              <w:keepNext/>
               <w:spacing w:before="20" w:after="20" w:line="280" w:lineRule="auto"/>
               <w:ind w:left="0" w:firstLine="0"/>
               <w:jc w:val="left"/>
@@ -7333,6 +7411,7 @@
           </w:tcPr>
           <w:p>
             <w:pPr>
+              <w:keepNext/>
               <w:spacing w:before="20" w:after="20" w:line="280" w:lineRule="auto"/>
               <w:ind w:left="0" w:firstLine="0"/>
               <w:jc w:val="left"/>
@@ -7354,6 +7433,7 @@
           </w:tcPr>
           <w:p>
             <w:pPr>
+              <w:keepNext/>
               <w:spacing w:before="20" w:after="20" w:line="280" w:lineRule="auto"/>
               <w:ind w:left="0" w:firstLine="0"/>
               <w:jc w:val="center"/>
@@ -7375,6 +7455,7 @@
           </w:tcPr>
           <w:p>
             <w:pPr>
+              <w:keepNext/>
               <w:spacing w:before="20" w:after="20" w:line="280" w:lineRule="auto"/>
               <w:ind w:left="0" w:firstLine="0"/>
               <w:jc w:val="left"/>
@@ -7401,6 +7482,7 @@
           </w:tcPr>
           <w:p>
             <w:pPr>
+              <w:keepNext/>
               <w:spacing w:before="20" w:after="20" w:line="280" w:lineRule="auto"/>
               <w:ind w:left="0" w:firstLine="0"/>
               <w:jc w:val="left"/>
@@ -7422,6 +7504,7 @@
           </w:tcPr>
           <w:p>
             <w:pPr>
+              <w:keepNext/>
               <w:spacing w:before="20" w:after="20" w:line="280" w:lineRule="auto"/>
               <w:ind w:left="0" w:firstLine="0"/>
               <w:jc w:val="center"/>
@@ -7443,6 +7526,7 @@
           </w:tcPr>
           <w:p>
             <w:pPr>
+              <w:keepNext/>
               <w:spacing w:before="20" w:after="20" w:line="280" w:lineRule="auto"/>
               <w:ind w:left="0" w:firstLine="0"/>
               <w:jc w:val="left"/>
@@ -7469,6 +7553,7 @@
           </w:tcPr>
           <w:p>
             <w:pPr>
+              <w:keepNext/>
               <w:spacing w:before="20" w:after="20" w:line="280" w:lineRule="auto"/>
               <w:ind w:left="0" w:firstLine="0"/>
               <w:jc w:val="left"/>
@@ -7490,6 +7575,7 @@
           </w:tcPr>
           <w:p>
             <w:pPr>
+              <w:keepNext/>
               <w:spacing w:before="20" w:after="20" w:line="280" w:lineRule="auto"/>
               <w:ind w:left="0" w:firstLine="0"/>
               <w:jc w:val="center"/>
@@ -7511,6 +7597,7 @@
           </w:tcPr>
           <w:p>
             <w:pPr>
+              <w:keepNext/>
               <w:spacing w:before="20" w:after="20" w:line="280" w:lineRule="auto"/>
               <w:ind w:left="0" w:firstLine="0"/>
               <w:jc w:val="left"/>
@@ -7537,6 +7624,7 @@
           </w:tcPr>
           <w:p>
             <w:pPr>
+              <w:keepNext/>
               <w:spacing w:before="20" w:after="20" w:line="280" w:lineRule="auto"/>
               <w:ind w:left="0" w:firstLine="0"/>
               <w:jc w:val="left"/>
@@ -7558,6 +7646,7 @@
           </w:tcPr>
           <w:p>
             <w:pPr>
+              <w:keepNext/>
               <w:spacing w:before="20" w:after="20" w:line="280" w:lineRule="auto"/>
               <w:ind w:left="0" w:firstLine="0"/>
               <w:jc w:val="center"/>
@@ -7579,6 +7668,7 @@
           </w:tcPr>
           <w:p>
             <w:pPr>
+              <w:keepNext/>
               <w:spacing w:before="20" w:after="20" w:line="280" w:lineRule="auto"/>
               <w:ind w:left="0" w:firstLine="0"/>
               <w:jc w:val="left"/>
@@ -7605,6 +7695,7 @@
           </w:tcPr>
           <w:p>
             <w:pPr>
+              <w:keepNext/>
               <w:spacing w:before="20" w:after="20" w:line="280" w:lineRule="auto"/>
               <w:ind w:left="0" w:firstLine="0"/>
               <w:jc w:val="left"/>
@@ -7626,6 +7717,7 @@
           </w:tcPr>
           <w:p>
             <w:pPr>
+              <w:keepNext/>
               <w:spacing w:before="20" w:after="20" w:line="280" w:lineRule="auto"/>
               <w:ind w:left="0" w:firstLine="0"/>
               <w:jc w:val="center"/>
@@ -7647,6 +7739,7 @@
           </w:tcPr>
           <w:p>
             <w:pPr>
+              <w:keepNext/>
               <w:spacing w:before="20" w:after="20" w:line="280" w:lineRule="auto"/>
               <w:ind w:left="0" w:firstLine="0"/>
               <w:jc w:val="left"/>
@@ -7775,11 +7868,11 @@
         <w:jc w:val="center"/>
         <w:tblBorders>
           <w:top w:val="single" w:sz="12" w:space="0" w:color="000000"/>
-          <w:left w:val="single" w:sz="4" w:space="0" w:color="000000"/>
+          <w:left w:val="nil"/>
           <w:bottom w:val="single" w:sz="12" w:space="0" w:color="000000"/>
-          <w:right w:val="single" w:sz="4" w:space="0" w:color="000000"/>
-          <w:insideH w:val="single" w:sz="4" w:space="0" w:color="000000"/>
-          <w:insideV w:val="single" w:sz="4" w:space="0" w:color="000000"/>
+          <w:right w:val="nil"/>
+          <w:insideH w:val="nil"/>
+          <w:insideV w:val="nil"/>
         </w:tblBorders>
         <w:tblLayout w:type="fixed"/>
         <w:tblCellMar>
@@ -7802,11 +7895,14 @@
         <w:tc>
           <w:tcPr>
             <w:tcW w:w="2636" w:type="dxa"/>
-            <w:shd w:val="clear" w:color="auto" w:fill="E7E6E6"/>
-            <w:vAlign w:val="center"/>
-          </w:tcPr>
-          <w:p>
-            <w:pPr>
+            <w:tcBorders>
+              <w:bottom w:val="single" w:sz="6" w:space="0" w:color="000000"/>
+            </w:tcBorders>
+            <w:vAlign w:val="center"/>
+          </w:tcPr>
+          <w:p>
+            <w:pPr>
+              <w:keepNext/>
               <w:spacing w:before="20" w:after="20" w:line="280" w:lineRule="auto"/>
               <w:ind w:left="0" w:firstLine="0"/>
               <w:jc w:val="center"/>
@@ -7826,11 +7922,14 @@
         <w:tc>
           <w:tcPr>
             <w:tcW w:w="2008" w:type="dxa"/>
-            <w:shd w:val="clear" w:color="auto" w:fill="E7E6E6"/>
-            <w:vAlign w:val="center"/>
-          </w:tcPr>
-          <w:p>
-            <w:pPr>
+            <w:tcBorders>
+              <w:bottom w:val="single" w:sz="6" w:space="0" w:color="000000"/>
+            </w:tcBorders>
+            <w:vAlign w:val="center"/>
+          </w:tcPr>
+          <w:p>
+            <w:pPr>
+              <w:keepNext/>
               <w:spacing w:before="20" w:after="20" w:line="280" w:lineRule="auto"/>
               <w:ind w:left="0" w:firstLine="0"/>
               <w:jc w:val="center"/>
@@ -7850,11 +7949,14 @@
         <w:tc>
           <w:tcPr>
             <w:tcW w:w="2134" w:type="dxa"/>
-            <w:shd w:val="clear" w:color="auto" w:fill="E7E6E6"/>
-            <w:vAlign w:val="center"/>
-          </w:tcPr>
-          <w:p>
-            <w:pPr>
+            <w:tcBorders>
+              <w:bottom w:val="single" w:sz="6" w:space="0" w:color="000000"/>
+            </w:tcBorders>
+            <w:vAlign w:val="center"/>
+          </w:tcPr>
+          <w:p>
+            <w:pPr>
+              <w:keepNext/>
               <w:spacing w:before="20" w:after="20" w:line="280" w:lineRule="auto"/>
               <w:ind w:left="0" w:firstLine="0"/>
               <w:jc w:val="center"/>
@@ -7874,11 +7976,14 @@
         <w:tc>
           <w:tcPr>
             <w:tcW w:w="2010" w:type="dxa"/>
-            <w:shd w:val="clear" w:color="auto" w:fill="E7E6E6"/>
-            <w:vAlign w:val="center"/>
-          </w:tcPr>
-          <w:p>
-            <w:pPr>
+            <w:tcBorders>
+              <w:bottom w:val="single" w:sz="6" w:space="0" w:color="000000"/>
+            </w:tcBorders>
+            <w:vAlign w:val="center"/>
+          </w:tcPr>
+          <w:p>
+            <w:pPr>
+              <w:keepNext/>
               <w:spacing w:before="20" w:after="20" w:line="280" w:lineRule="auto"/>
               <w:ind w:left="0" w:firstLine="0"/>
               <w:jc w:val="center"/>
@@ -7907,6 +8012,7 @@
           </w:tcPr>
           <w:p>
             <w:pPr>
+              <w:keepNext/>
               <w:spacing w:before="20" w:after="20" w:line="280" w:lineRule="auto"/>
               <w:ind w:left="0" w:firstLine="0"/>
               <w:jc w:val="left"/>
@@ -7928,6 +8034,7 @@
           </w:tcPr>
           <w:p>
             <w:pPr>
+              <w:keepNext/>
               <w:spacing w:before="20" w:after="20" w:line="280" w:lineRule="auto"/>
               <w:ind w:left="0" w:firstLine="0"/>
               <w:jc w:val="left"/>
@@ -7949,6 +8056,7 @@
           </w:tcPr>
           <w:p>
             <w:pPr>
+              <w:keepNext/>
               <w:spacing w:before="20" w:after="20" w:line="280" w:lineRule="auto"/>
               <w:ind w:left="0" w:firstLine="0"/>
               <w:jc w:val="left"/>
@@ -7970,6 +8078,7 @@
           </w:tcPr>
           <w:p>
             <w:pPr>
+              <w:keepNext/>
               <w:spacing w:before="20" w:after="20" w:line="280" w:lineRule="auto"/>
               <w:ind w:left="0" w:firstLine="0"/>
               <w:jc w:val="left"/>
@@ -7996,6 +8105,7 @@
           </w:tcPr>
           <w:p>
             <w:pPr>
+              <w:keepNext/>
               <w:spacing w:before="20" w:after="20" w:line="280" w:lineRule="auto"/>
               <w:ind w:left="0" w:firstLine="0"/>
               <w:jc w:val="left"/>
@@ -8017,6 +8127,7 @@
           </w:tcPr>
           <w:p>
             <w:pPr>
+              <w:keepNext/>
               <w:spacing w:before="20" w:after="20" w:line="280" w:lineRule="auto"/>
               <w:ind w:left="0" w:firstLine="0"/>
               <w:jc w:val="left"/>
@@ -8038,6 +8149,7 @@
           </w:tcPr>
           <w:p>
             <w:pPr>
+              <w:keepNext/>
               <w:spacing w:before="20" w:after="20" w:line="280" w:lineRule="auto"/>
               <w:ind w:left="0" w:firstLine="0"/>
               <w:jc w:val="left"/>
@@ -8059,6 +8171,7 @@
           </w:tcPr>
           <w:p>
             <w:pPr>
+              <w:keepNext/>
               <w:spacing w:before="20" w:after="20" w:line="280" w:lineRule="auto"/>
               <w:ind w:left="0" w:firstLine="0"/>
               <w:jc w:val="left"/>
@@ -8085,6 +8198,7 @@
           </w:tcPr>
           <w:p>
             <w:pPr>
+              <w:keepNext/>
               <w:spacing w:before="20" w:after="20" w:line="280" w:lineRule="auto"/>
               <w:ind w:left="0" w:firstLine="0"/>
               <w:jc w:val="left"/>
@@ -8106,6 +8220,7 @@
           </w:tcPr>
           <w:p>
             <w:pPr>
+              <w:keepNext/>
               <w:spacing w:before="20" w:after="20" w:line="280" w:lineRule="auto"/>
               <w:ind w:left="0" w:firstLine="0"/>
               <w:jc w:val="left"/>
@@ -8127,6 +8242,7 @@
           </w:tcPr>
           <w:p>
             <w:pPr>
+              <w:keepNext/>
               <w:spacing w:before="20" w:after="20" w:line="280" w:lineRule="auto"/>
               <w:ind w:left="0" w:firstLine="0"/>
               <w:jc w:val="left"/>
@@ -8148,6 +8264,7 @@
           </w:tcPr>
           <w:p>
             <w:pPr>
+              <w:keepNext/>
               <w:spacing w:before="20" w:after="20" w:line="280" w:lineRule="auto"/>
               <w:ind w:left="0" w:firstLine="0"/>
               <w:jc w:val="left"/>
@@ -8174,6 +8291,7 @@
           </w:tcPr>
           <w:p>
             <w:pPr>
+              <w:keepNext/>
               <w:spacing w:before="20" w:after="20" w:line="280" w:lineRule="auto"/>
               <w:ind w:left="0" w:firstLine="0"/>
               <w:jc w:val="left"/>
@@ -8195,6 +8313,7 @@
           </w:tcPr>
           <w:p>
             <w:pPr>
+              <w:keepNext/>
               <w:spacing w:before="20" w:after="20" w:line="280" w:lineRule="auto"/>
               <w:ind w:left="0" w:firstLine="0"/>
               <w:jc w:val="left"/>
@@ -8216,6 +8335,7 @@
           </w:tcPr>
           <w:p>
             <w:pPr>
+              <w:keepNext/>
               <w:spacing w:before="20" w:after="20" w:line="280" w:lineRule="auto"/>
               <w:ind w:left="0" w:firstLine="0"/>
               <w:jc w:val="left"/>
@@ -8237,6 +8357,7 @@
           </w:tcPr>
           <w:p>
             <w:pPr>
+              <w:keepNext/>
               <w:spacing w:before="20" w:after="20" w:line="280" w:lineRule="auto"/>
               <w:ind w:left="0" w:firstLine="0"/>
               <w:jc w:val="left"/>
@@ -8263,6 +8384,7 @@
           </w:tcPr>
           <w:p>
             <w:pPr>
+              <w:keepNext/>
               <w:spacing w:before="20" w:after="20" w:line="280" w:lineRule="auto"/>
               <w:ind w:left="0" w:firstLine="0"/>
               <w:jc w:val="left"/>
@@ -8284,6 +8406,7 @@
           </w:tcPr>
           <w:p>
             <w:pPr>
+              <w:keepNext/>
               <w:spacing w:before="20" w:after="20" w:line="280" w:lineRule="auto"/>
               <w:ind w:left="0" w:firstLine="0"/>
               <w:jc w:val="left"/>
@@ -8305,6 +8428,7 @@
           </w:tcPr>
           <w:p>
             <w:pPr>
+              <w:keepNext/>
               <w:spacing w:before="20" w:after="20" w:line="280" w:lineRule="auto"/>
               <w:ind w:left="0" w:firstLine="0"/>
               <w:jc w:val="left"/>
@@ -8326,6 +8450,7 @@
           </w:tcPr>
           <w:p>
             <w:pPr>
+              <w:keepNext/>
               <w:spacing w:before="20" w:after="20" w:line="280" w:lineRule="auto"/>
               <w:ind w:left="0" w:firstLine="0"/>
               <w:jc w:val="left"/>
@@ -8352,6 +8477,7 @@
           </w:tcPr>
           <w:p>
             <w:pPr>
+              <w:keepNext/>
               <w:spacing w:before="20" w:after="20" w:line="280" w:lineRule="auto"/>
               <w:ind w:left="0" w:firstLine="0"/>
               <w:jc w:val="left"/>
@@ -8373,6 +8499,7 @@
           </w:tcPr>
           <w:p>
             <w:pPr>
+              <w:keepNext/>
               <w:spacing w:before="20" w:after="20" w:line="280" w:lineRule="auto"/>
               <w:ind w:left="0" w:firstLine="0"/>
               <w:jc w:val="left"/>
@@ -8394,6 +8521,7 @@
           </w:tcPr>
           <w:p>
             <w:pPr>
+              <w:keepNext/>
               <w:spacing w:before="20" w:after="20" w:line="280" w:lineRule="auto"/>
               <w:ind w:left="0" w:firstLine="0"/>
               <w:jc w:val="left"/>
@@ -8415,6 +8543,7 @@
           </w:tcPr>
           <w:p>
             <w:pPr>
+              <w:keepNext/>
               <w:spacing w:before="20" w:after="20" w:line="280" w:lineRule="auto"/>
               <w:ind w:left="0" w:firstLine="0"/>
               <w:jc w:val="left"/>
@@ -8441,6 +8570,7 @@
           </w:tcPr>
           <w:p>
             <w:pPr>
+              <w:keepNext/>
               <w:spacing w:before="20" w:after="20" w:line="280" w:lineRule="auto"/>
               <w:ind w:left="0" w:firstLine="0"/>
               <w:jc w:val="left"/>
@@ -8462,6 +8592,7 @@
           </w:tcPr>
           <w:p>
             <w:pPr>
+              <w:keepNext/>
               <w:spacing w:before="20" w:after="20" w:line="280" w:lineRule="auto"/>
               <w:ind w:left="0" w:firstLine="0"/>
               <w:jc w:val="left"/>
@@ -8483,6 +8614,7 @@
           </w:tcPr>
           <w:p>
             <w:pPr>
+              <w:keepNext/>
               <w:spacing w:before="20" w:after="20" w:line="280" w:lineRule="auto"/>
               <w:ind w:left="0" w:firstLine="0"/>
               <w:jc w:val="left"/>
@@ -8504,6 +8636,7 @@
           </w:tcPr>
           <w:p>
             <w:pPr>
+              <w:keepNext/>
               <w:spacing w:before="20" w:after="20" w:line="280" w:lineRule="auto"/>
               <w:ind w:left="0" w:firstLine="0"/>
               <w:jc w:val="left"/>
@@ -8530,6 +8663,7 @@
           </w:tcPr>
           <w:p>
             <w:pPr>
+              <w:keepNext/>
               <w:spacing w:before="20" w:after="20" w:line="280" w:lineRule="auto"/>
               <w:ind w:left="0" w:firstLine="0"/>
               <w:jc w:val="left"/>
@@ -8551,6 +8685,7 @@
           </w:tcPr>
           <w:p>
             <w:pPr>
+              <w:keepNext/>
               <w:spacing w:before="20" w:after="20" w:line="280" w:lineRule="auto"/>
               <w:ind w:left="0" w:firstLine="0"/>
               <w:jc w:val="left"/>
@@ -8572,6 +8707,7 @@
           </w:tcPr>
           <w:p>
             <w:pPr>
+              <w:keepNext/>
               <w:spacing w:before="20" w:after="20" w:line="280" w:lineRule="auto"/>
               <w:ind w:left="0" w:firstLine="0"/>
               <w:jc w:val="left"/>
@@ -8593,6 +8729,7 @@
           </w:tcPr>
           <w:p>
             <w:pPr>
+              <w:keepNext/>
               <w:spacing w:before="20" w:after="20" w:line="280" w:lineRule="auto"/>
               <w:ind w:left="0" w:firstLine="0"/>
               <w:jc w:val="left"/>
@@ -8619,6 +8756,7 @@
           </w:tcPr>
           <w:p>
             <w:pPr>
+              <w:keepNext/>
               <w:spacing w:before="20" w:after="20" w:line="280" w:lineRule="auto"/>
               <w:ind w:left="0" w:firstLine="0"/>
               <w:jc w:val="left"/>
@@ -8640,6 +8778,7 @@
           </w:tcPr>
           <w:p>
             <w:pPr>
+              <w:keepNext/>
               <w:spacing w:before="20" w:after="20" w:line="280" w:lineRule="auto"/>
               <w:ind w:left="0" w:firstLine="0"/>
               <w:jc w:val="left"/>
@@ -8661,6 +8800,7 @@
           </w:tcPr>
           <w:p>
             <w:pPr>
+              <w:keepNext/>
               <w:spacing w:before="20" w:after="20" w:line="280" w:lineRule="auto"/>
               <w:ind w:left="0" w:firstLine="0"/>
               <w:jc w:val="left"/>
@@ -8682,6 +8822,7 @@
           </w:tcPr>
           <w:p>
             <w:pPr>
+              <w:keepNext/>
               <w:spacing w:before="20" w:after="20" w:line="280" w:lineRule="auto"/>
               <w:ind w:left="0" w:firstLine="0"/>
               <w:jc w:val="left"/>
@@ -8708,6 +8849,7 @@
           </w:tcPr>
           <w:p>
             <w:pPr>
+              <w:keepNext/>
               <w:spacing w:before="20" w:after="20" w:line="280" w:lineRule="auto"/>
               <w:ind w:left="0" w:firstLine="0"/>
               <w:jc w:val="left"/>
@@ -8729,6 +8871,7 @@
           </w:tcPr>
           <w:p>
             <w:pPr>
+              <w:keepNext/>
               <w:spacing w:before="20" w:after="20" w:line="280" w:lineRule="auto"/>
               <w:ind w:left="0" w:firstLine="0"/>
               <w:jc w:val="left"/>
@@ -8750,6 +8893,7 @@
           </w:tcPr>
           <w:p>
             <w:pPr>
+              <w:keepNext/>
               <w:spacing w:before="20" w:after="20" w:line="280" w:lineRule="auto"/>
               <w:ind w:left="0" w:firstLine="0"/>
               <w:jc w:val="left"/>
@@ -8771,6 +8915,7 @@
           </w:tcPr>
           <w:p>
             <w:pPr>
+              <w:keepNext/>
               <w:spacing w:before="20" w:after="20" w:line="280" w:lineRule="auto"/>
               <w:ind w:left="0" w:firstLine="0"/>
               <w:jc w:val="left"/>
@@ -8904,11 +9049,11 @@
         <w:jc w:val="center"/>
         <w:tblBorders>
           <w:top w:val="single" w:sz="12" w:space="0" w:color="000000"/>
-          <w:left w:val="single" w:sz="4" w:space="0" w:color="000000"/>
+          <w:left w:val="nil"/>
           <w:bottom w:val="single" w:sz="12" w:space="0" w:color="000000"/>
-          <w:right w:val="single" w:sz="4" w:space="0" w:color="000000"/>
-          <w:insideH w:val="single" w:sz="4" w:space="0" w:color="000000"/>
-          <w:insideV w:val="single" w:sz="4" w:space="0" w:color="000000"/>
+          <w:right w:val="nil"/>
+          <w:insideH w:val="nil"/>
+          <w:insideV w:val="nil"/>
         </w:tblBorders>
         <w:tblLayout w:type="fixed"/>
         <w:tblCellMar>
@@ -8931,11 +9076,14 @@
         <w:tc>
           <w:tcPr>
             <w:tcW w:w="2636" w:type="dxa"/>
-            <w:shd w:val="clear" w:color="auto" w:fill="E7E6E6"/>
-            <w:vAlign w:val="center"/>
-          </w:tcPr>
-          <w:p>
-            <w:pPr>
+            <w:tcBorders>
+              <w:bottom w:val="single" w:sz="6" w:space="0" w:color="000000"/>
+            </w:tcBorders>
+            <w:vAlign w:val="center"/>
+          </w:tcPr>
+          <w:p>
+            <w:pPr>
+              <w:keepNext/>
               <w:spacing w:before="20" w:after="20" w:line="280" w:lineRule="auto"/>
               <w:ind w:left="0" w:firstLine="0"/>
               <w:jc w:val="center"/>
@@ -8955,11 +9103,14 @@
         <w:tc>
           <w:tcPr>
             <w:tcW w:w="2008" w:type="dxa"/>
-            <w:shd w:val="clear" w:color="auto" w:fill="E7E6E6"/>
-            <w:vAlign w:val="center"/>
-          </w:tcPr>
-          <w:p>
-            <w:pPr>
+            <w:tcBorders>
+              <w:bottom w:val="single" w:sz="6" w:space="0" w:color="000000"/>
+            </w:tcBorders>
+            <w:vAlign w:val="center"/>
+          </w:tcPr>
+          <w:p>
+            <w:pPr>
+              <w:keepNext/>
               <w:spacing w:before="20" w:after="20" w:line="280" w:lineRule="auto"/>
               <w:ind w:left="0" w:firstLine="0"/>
               <w:jc w:val="center"/>
@@ -8979,11 +9130,14 @@
         <w:tc>
           <w:tcPr>
             <w:tcW w:w="2134" w:type="dxa"/>
-            <w:shd w:val="clear" w:color="auto" w:fill="E7E6E6"/>
-            <w:vAlign w:val="center"/>
-          </w:tcPr>
-          <w:p>
-            <w:pPr>
+            <w:tcBorders>
+              <w:bottom w:val="single" w:sz="6" w:space="0" w:color="000000"/>
+            </w:tcBorders>
+            <w:vAlign w:val="center"/>
+          </w:tcPr>
+          <w:p>
+            <w:pPr>
+              <w:keepNext/>
               <w:spacing w:before="20" w:after="20" w:line="280" w:lineRule="auto"/>
               <w:ind w:left="0" w:firstLine="0"/>
               <w:jc w:val="center"/>
@@ -9003,11 +9157,14 @@
         <w:tc>
           <w:tcPr>
             <w:tcW w:w="2010" w:type="dxa"/>
-            <w:shd w:val="clear" w:color="auto" w:fill="E7E6E6"/>
-            <w:vAlign w:val="center"/>
-          </w:tcPr>
-          <w:p>
-            <w:pPr>
+            <w:tcBorders>
+              <w:bottom w:val="single" w:sz="6" w:space="0" w:color="000000"/>
+            </w:tcBorders>
+            <w:vAlign w:val="center"/>
+          </w:tcPr>
+          <w:p>
+            <w:pPr>
+              <w:keepNext/>
               <w:spacing w:before="20" w:after="20" w:line="280" w:lineRule="auto"/>
               <w:ind w:left="0" w:firstLine="0"/>
               <w:jc w:val="center"/>
@@ -9036,6 +9193,7 @@
           </w:tcPr>
           <w:p>
             <w:pPr>
+              <w:keepNext/>
               <w:spacing w:before="20" w:after="20" w:line="280" w:lineRule="auto"/>
               <w:ind w:left="0" w:firstLine="0"/>
               <w:jc w:val="left"/>
@@ -9057,6 +9215,7 @@
           </w:tcPr>
           <w:p>
             <w:pPr>
+              <w:keepNext/>
               <w:spacing w:before="20" w:after="20" w:line="280" w:lineRule="auto"/>
               <w:ind w:left="0" w:firstLine="0"/>
               <w:jc w:val="left"/>
@@ -9078,6 +9237,7 @@
           </w:tcPr>
           <w:p>
             <w:pPr>
+              <w:keepNext/>
               <w:spacing w:before="20" w:after="20" w:line="280" w:lineRule="auto"/>
               <w:ind w:left="0" w:firstLine="0"/>
               <w:jc w:val="center"/>
@@ -9099,6 +9259,7 @@
           </w:tcPr>
           <w:p>
             <w:pPr>
+              <w:keepNext/>
               <w:spacing w:before="20" w:after="20" w:line="280" w:lineRule="auto"/>
               <w:ind w:left="0" w:firstLine="0"/>
               <w:jc w:val="left"/>
@@ -9125,6 +9286,7 @@
           </w:tcPr>
           <w:p>
             <w:pPr>
+              <w:keepNext/>
               <w:spacing w:before="20" w:after="20" w:line="280" w:lineRule="auto"/>
               <w:ind w:left="0" w:firstLine="0"/>
               <w:jc w:val="left"/>
@@ -9146,6 +9308,7 @@
           </w:tcPr>
           <w:p>
             <w:pPr>
+              <w:keepNext/>
               <w:spacing w:before="20" w:after="20" w:line="280" w:lineRule="auto"/>
               <w:ind w:left="0" w:firstLine="0"/>
               <w:jc w:val="left"/>
@@ -9167,6 +9330,7 @@
           </w:tcPr>
           <w:p>
             <w:pPr>
+              <w:keepNext/>
               <w:spacing w:before="20" w:after="20" w:line="280" w:lineRule="auto"/>
               <w:ind w:left="0" w:firstLine="0"/>
               <w:jc w:val="center"/>
@@ -9188,6 +9352,7 @@
           </w:tcPr>
           <w:p>
             <w:pPr>
+              <w:keepNext/>
               <w:spacing w:before="20" w:after="20" w:line="280" w:lineRule="auto"/>
               <w:ind w:left="0" w:firstLine="0"/>
               <w:jc w:val="left"/>
@@ -9214,6 +9379,7 @@
           </w:tcPr>
           <w:p>
             <w:pPr>
+              <w:keepNext/>
               <w:spacing w:before="20" w:after="20" w:line="280" w:lineRule="auto"/>
               <w:ind w:left="0" w:firstLine="0"/>
               <w:jc w:val="left"/>
@@ -9235,6 +9401,7 @@
           </w:tcPr>
           <w:p>
             <w:pPr>
+              <w:keepNext/>
               <w:spacing w:before="20" w:after="20" w:line="280" w:lineRule="auto"/>
               <w:ind w:left="0" w:firstLine="0"/>
               <w:jc w:val="left"/>
@@ -9256,6 +9423,7 @@
           </w:tcPr>
           <w:p>
             <w:pPr>
+              <w:keepNext/>
               <w:spacing w:before="20" w:after="20" w:line="280" w:lineRule="auto"/>
               <w:ind w:left="0" w:firstLine="0"/>
               <w:jc w:val="center"/>
@@ -9277,6 +9445,7 @@
           </w:tcPr>
           <w:p>
             <w:pPr>
+              <w:keepNext/>
               <w:spacing w:before="20" w:after="20" w:line="280" w:lineRule="auto"/>
               <w:ind w:left="0" w:firstLine="0"/>
               <w:jc w:val="left"/>
@@ -9303,6 +9472,7 @@
           </w:tcPr>
           <w:p>
             <w:pPr>
+              <w:keepNext/>
               <w:spacing w:before="20" w:after="20" w:line="280" w:lineRule="auto"/>
               <w:ind w:left="0" w:firstLine="0"/>
               <w:jc w:val="left"/>
@@ -9324,6 +9494,7 @@
           </w:tcPr>
           <w:p>
             <w:pPr>
+              <w:keepNext/>
               <w:spacing w:before="20" w:after="20" w:line="280" w:lineRule="auto"/>
               <w:ind w:left="0" w:firstLine="0"/>
               <w:jc w:val="left"/>
@@ -9345,6 +9516,7 @@
           </w:tcPr>
           <w:p>
             <w:pPr>
+              <w:keepNext/>
               <w:spacing w:before="20" w:after="20" w:line="280" w:lineRule="auto"/>
               <w:ind w:left="0" w:firstLine="0"/>
               <w:jc w:val="center"/>
@@ -9366,6 +9538,7 @@
           </w:tcPr>
           <w:p>
             <w:pPr>
+              <w:keepNext/>
               <w:spacing w:before="20" w:after="20" w:line="280" w:lineRule="auto"/>
               <w:ind w:left="0" w:firstLine="0"/>
               <w:jc w:val="left"/>
@@ -9392,6 +9565,7 @@
           </w:tcPr>
           <w:p>
             <w:pPr>
+              <w:keepNext/>
               <w:spacing w:before="20" w:after="20" w:line="280" w:lineRule="auto"/>
               <w:ind w:left="0" w:firstLine="0"/>
               <w:jc w:val="left"/>
@@ -9413,6 +9587,7 @@
           </w:tcPr>
           <w:p>
             <w:pPr>
+              <w:keepNext/>
               <w:spacing w:before="20" w:after="20" w:line="280" w:lineRule="auto"/>
               <w:ind w:left="0" w:firstLine="0"/>
               <w:jc w:val="left"/>
@@ -9434,6 +9609,7 @@
           </w:tcPr>
           <w:p>
             <w:pPr>
+              <w:keepNext/>
               <w:spacing w:before="20" w:after="20" w:line="280" w:lineRule="auto"/>
               <w:ind w:left="0" w:firstLine="0"/>
               <w:jc w:val="center"/>
@@ -9455,6 +9631,7 @@
           </w:tcPr>
           <w:p>
             <w:pPr>
+              <w:keepNext/>
               <w:spacing w:before="20" w:after="20" w:line="280" w:lineRule="auto"/>
               <w:ind w:left="0" w:firstLine="0"/>
               <w:jc w:val="left"/>
@@ -9481,6 +9658,7 @@
           </w:tcPr>
           <w:p>
             <w:pPr>
+              <w:keepNext/>
               <w:spacing w:before="20" w:after="20" w:line="280" w:lineRule="auto"/>
               <w:ind w:left="0" w:firstLine="0"/>
               <w:jc w:val="left"/>
@@ -9502,6 +9680,7 @@
           </w:tcPr>
           <w:p>
             <w:pPr>
+              <w:keepNext/>
               <w:spacing w:before="20" w:after="20" w:line="280" w:lineRule="auto"/>
               <w:ind w:left="0" w:firstLine="0"/>
               <w:jc w:val="left"/>
@@ -9523,6 +9702,7 @@
           </w:tcPr>
           <w:p>
             <w:pPr>
+              <w:keepNext/>
               <w:spacing w:before="20" w:after="20" w:line="280" w:lineRule="auto"/>
               <w:ind w:left="0" w:firstLine="0"/>
               <w:jc w:val="center"/>
@@ -9544,6 +9724,7 @@
           </w:tcPr>
           <w:p>
             <w:pPr>
+              <w:keepNext/>
               <w:spacing w:before="20" w:after="20" w:line="280" w:lineRule="auto"/>
               <w:ind w:left="0" w:firstLine="0"/>
               <w:jc w:val="left"/>
@@ -9570,6 +9751,7 @@
           </w:tcPr>
           <w:p>
             <w:pPr>
+              <w:keepNext/>
               <w:spacing w:before="20" w:after="20" w:line="280" w:lineRule="auto"/>
               <w:ind w:left="0" w:firstLine="0"/>
               <w:jc w:val="left"/>
@@ -9591,6 +9773,7 @@
           </w:tcPr>
           <w:p>
             <w:pPr>
+              <w:keepNext/>
               <w:spacing w:before="20" w:after="20" w:line="280" w:lineRule="auto"/>
               <w:ind w:left="0" w:firstLine="0"/>
               <w:jc w:val="left"/>
@@ -9612,6 +9795,7 @@
           </w:tcPr>
           <w:p>
             <w:pPr>
+              <w:keepNext/>
               <w:spacing w:before="20" w:after="20" w:line="280" w:lineRule="auto"/>
               <w:ind w:left="0" w:firstLine="0"/>
               <w:jc w:val="center"/>
@@ -9633,6 +9817,7 @@
           </w:tcPr>
           <w:p>
             <w:pPr>
+              <w:keepNext/>
               <w:spacing w:before="20" w:after="20" w:line="280" w:lineRule="auto"/>
               <w:ind w:left="0" w:firstLine="0"/>
               <w:jc w:val="left"/>
@@ -9659,6 +9844,7 @@
           </w:tcPr>
           <w:p>
             <w:pPr>
+              <w:keepNext/>
               <w:spacing w:before="20" w:after="20" w:line="280" w:lineRule="auto"/>
               <w:ind w:left="0" w:firstLine="0"/>
               <w:jc w:val="left"/>
@@ -9680,6 +9866,7 @@
           </w:tcPr>
           <w:p>
             <w:pPr>
+              <w:keepNext/>
               <w:spacing w:before="20" w:after="20" w:line="280" w:lineRule="auto"/>
               <w:ind w:left="0" w:firstLine="0"/>
               <w:jc w:val="left"/>
@@ -9701,6 +9888,7 @@
           </w:tcPr>
           <w:p>
             <w:pPr>
+              <w:keepNext/>
               <w:spacing w:before="20" w:after="20" w:line="280" w:lineRule="auto"/>
               <w:ind w:left="0" w:firstLine="0"/>
               <w:jc w:val="center"/>
@@ -9722,6 +9910,7 @@
           </w:tcPr>
           <w:p>
             <w:pPr>
+              <w:keepNext/>
               <w:spacing w:before="20" w:after="20" w:line="280" w:lineRule="auto"/>
               <w:ind w:left="0" w:firstLine="0"/>
               <w:jc w:val="left"/>
@@ -9748,6 +9937,7 @@
           </w:tcPr>
           <w:p>
             <w:pPr>
+              <w:keepNext/>
               <w:spacing w:before="20" w:after="20" w:line="280" w:lineRule="auto"/>
               <w:ind w:left="0" w:firstLine="0"/>
               <w:jc w:val="left"/>
@@ -9769,6 +9959,7 @@
           </w:tcPr>
           <w:p>
             <w:pPr>
+              <w:keepNext/>
               <w:spacing w:before="20" w:after="20" w:line="280" w:lineRule="auto"/>
               <w:ind w:left="0" w:firstLine="0"/>
               <w:jc w:val="left"/>
@@ -9790,6 +9981,7 @@
           </w:tcPr>
           <w:p>
             <w:pPr>
+              <w:keepNext/>
               <w:spacing w:before="20" w:after="20" w:line="280" w:lineRule="auto"/>
               <w:ind w:left="0" w:firstLine="0"/>
               <w:jc w:val="center"/>
@@ -9811,6 +10003,7 @@
           </w:tcPr>
           <w:p>
             <w:pPr>
+              <w:keepNext/>
               <w:spacing w:before="20" w:after="20" w:line="280" w:lineRule="auto"/>
               <w:ind w:left="0" w:firstLine="0"/>
               <w:jc w:val="left"/>
@@ -9837,6 +10030,7 @@
           </w:tcPr>
           <w:p>
             <w:pPr>
+              <w:keepNext/>
               <w:spacing w:before="20" w:after="20" w:line="280" w:lineRule="auto"/>
               <w:ind w:left="0" w:firstLine="0"/>
               <w:jc w:val="left"/>
@@ -9858,6 +10052,7 @@
           </w:tcPr>
           <w:p>
             <w:pPr>
+              <w:keepNext/>
               <w:spacing w:before="20" w:after="20" w:line="280" w:lineRule="auto"/>
               <w:ind w:left="0" w:firstLine="0"/>
               <w:jc w:val="left"/>
@@ -9879,6 +10074,7 @@
           </w:tcPr>
           <w:p>
             <w:pPr>
+              <w:keepNext/>
               <w:spacing w:before="20" w:after="20" w:line="280" w:lineRule="auto"/>
               <w:ind w:left="0" w:firstLine="0"/>
               <w:jc w:val="center"/>
@@ -9900,6 +10096,7 @@
           </w:tcPr>
           <w:p>
             <w:pPr>
+              <w:keepNext/>
               <w:spacing w:before="20" w:after="20" w:line="280" w:lineRule="auto"/>
               <w:ind w:left="0" w:firstLine="0"/>
               <w:jc w:val="left"/>
@@ -10033,11 +10230,11 @@
         <w:jc w:val="center"/>
         <w:tblBorders>
           <w:top w:val="single" w:sz="12" w:space="0" w:color="000000"/>
-          <w:left w:val="single" w:sz="4" w:space="0" w:color="000000"/>
+          <w:left w:val="nil"/>
           <w:bottom w:val="single" w:sz="12" w:space="0" w:color="000000"/>
-          <w:right w:val="single" w:sz="4" w:space="0" w:color="000000"/>
-          <w:insideH w:val="single" w:sz="4" w:space="0" w:color="000000"/>
-          <w:insideV w:val="single" w:sz="4" w:space="0" w:color="000000"/>
+          <w:right w:val="nil"/>
+          <w:insideH w:val="nil"/>
+          <w:insideV w:val="nil"/>
         </w:tblBorders>
         <w:tblLayout w:type="fixed"/>
         <w:tblCellMar>
@@ -10060,11 +10257,14 @@
         <w:tc>
           <w:tcPr>
             <w:tcW w:w="2636" w:type="dxa"/>
-            <w:shd w:val="clear" w:color="auto" w:fill="E7E6E6"/>
-            <w:vAlign w:val="center"/>
-          </w:tcPr>
-          <w:p>
-            <w:pPr>
+            <w:tcBorders>
+              <w:bottom w:val="single" w:sz="6" w:space="0" w:color="000000"/>
+            </w:tcBorders>
+            <w:vAlign w:val="center"/>
+          </w:tcPr>
+          <w:p>
+            <w:pPr>
+              <w:keepNext/>
               <w:spacing w:before="20" w:after="20" w:line="280" w:lineRule="auto"/>
               <w:ind w:left="0" w:firstLine="0"/>
               <w:jc w:val="center"/>
@@ -10084,11 +10284,14 @@
         <w:tc>
           <w:tcPr>
             <w:tcW w:w="2008" w:type="dxa"/>
-            <w:shd w:val="clear" w:color="auto" w:fill="E7E6E6"/>
-            <w:vAlign w:val="center"/>
-          </w:tcPr>
-          <w:p>
-            <w:pPr>
+            <w:tcBorders>
+              <w:bottom w:val="single" w:sz="6" w:space="0" w:color="000000"/>
+            </w:tcBorders>
+            <w:vAlign w:val="center"/>
+          </w:tcPr>
+          <w:p>
+            <w:pPr>
+              <w:keepNext/>
               <w:spacing w:before="20" w:after="20" w:line="280" w:lineRule="auto"/>
               <w:ind w:left="0" w:firstLine="0"/>
               <w:jc w:val="center"/>
@@ -10108,11 +10311,14 @@
         <w:tc>
           <w:tcPr>
             <w:tcW w:w="2134" w:type="dxa"/>
-            <w:shd w:val="clear" w:color="auto" w:fill="E7E6E6"/>
-            <w:vAlign w:val="center"/>
-          </w:tcPr>
-          <w:p>
-            <w:pPr>
+            <w:tcBorders>
+              <w:bottom w:val="single" w:sz="6" w:space="0" w:color="000000"/>
+            </w:tcBorders>
+            <w:vAlign w:val="center"/>
+          </w:tcPr>
+          <w:p>
+            <w:pPr>
+              <w:keepNext/>
               <w:spacing w:before="20" w:after="20" w:line="280" w:lineRule="auto"/>
               <w:ind w:left="0" w:firstLine="0"/>
               <w:jc w:val="center"/>
@@ -10132,11 +10338,14 @@
         <w:tc>
           <w:tcPr>
             <w:tcW w:w="2010" w:type="dxa"/>
-            <w:shd w:val="clear" w:color="auto" w:fill="E7E6E6"/>
-            <w:vAlign w:val="center"/>
-          </w:tcPr>
-          <w:p>
-            <w:pPr>
+            <w:tcBorders>
+              <w:bottom w:val="single" w:sz="6" w:space="0" w:color="000000"/>
+            </w:tcBorders>
+            <w:vAlign w:val="center"/>
+          </w:tcPr>
+          <w:p>
+            <w:pPr>
+              <w:keepNext/>
               <w:spacing w:before="20" w:after="20" w:line="280" w:lineRule="auto"/>
               <w:ind w:left="0" w:firstLine="0"/>
               <w:jc w:val="center"/>
@@ -10165,6 +10374,7 @@
           </w:tcPr>
           <w:p>
             <w:pPr>
+              <w:keepNext/>
               <w:spacing w:before="20" w:after="20" w:line="280" w:lineRule="auto"/>
               <w:ind w:left="0" w:firstLine="0"/>
               <w:jc w:val="left"/>
@@ -10186,6 +10396,7 @@
           </w:tcPr>
           <w:p>
             <w:pPr>
+              <w:keepNext/>
               <w:spacing w:before="20" w:after="20" w:line="280" w:lineRule="auto"/>
               <w:ind w:left="0" w:firstLine="0"/>
               <w:jc w:val="left"/>
@@ -10207,6 +10418,7 @@
           </w:tcPr>
           <w:p>
             <w:pPr>
+              <w:keepNext/>
               <w:spacing w:before="20" w:after="20" w:line="280" w:lineRule="auto"/>
               <w:ind w:left="0" w:firstLine="0"/>
               <w:jc w:val="center"/>
@@ -10228,6 +10440,7 @@
           </w:tcPr>
           <w:p>
             <w:pPr>
+              <w:keepNext/>
               <w:spacing w:before="20" w:after="20" w:line="280" w:lineRule="auto"/>
               <w:ind w:left="0" w:firstLine="0"/>
               <w:jc w:val="left"/>
@@ -10254,6 +10467,7 @@
           </w:tcPr>
           <w:p>
             <w:pPr>
+              <w:keepNext/>
               <w:spacing w:before="20" w:after="20" w:line="280" w:lineRule="auto"/>
               <w:ind w:left="0" w:firstLine="0"/>
               <w:jc w:val="left"/>
@@ -10275,6 +10489,7 @@
           </w:tcPr>
           <w:p>
             <w:pPr>
+              <w:keepNext/>
               <w:spacing w:before="20" w:after="20" w:line="280" w:lineRule="auto"/>
               <w:ind w:left="0" w:firstLine="0"/>
               <w:jc w:val="left"/>
@@ -10296,6 +10511,7 @@
           </w:tcPr>
           <w:p>
             <w:pPr>
+              <w:keepNext/>
               <w:spacing w:before="20" w:after="20" w:line="280" w:lineRule="auto"/>
               <w:ind w:left="0" w:firstLine="0"/>
               <w:jc w:val="center"/>
@@ -10317,6 +10533,7 @@
           </w:tcPr>
           <w:p>
             <w:pPr>
+              <w:keepNext/>
               <w:spacing w:before="20" w:after="20" w:line="280" w:lineRule="auto"/>
               <w:ind w:left="0" w:firstLine="0"/>
               <w:jc w:val="left"/>
@@ -10343,6 +10560,7 @@
           </w:tcPr>
           <w:p>
             <w:pPr>
+              <w:keepNext/>
               <w:spacing w:before="20" w:after="20" w:line="280" w:lineRule="auto"/>
               <w:ind w:left="0" w:firstLine="0"/>
               <w:jc w:val="left"/>
@@ -10364,6 +10582,7 @@
           </w:tcPr>
           <w:p>
             <w:pPr>
+              <w:keepNext/>
               <w:spacing w:before="20" w:after="20" w:line="280" w:lineRule="auto"/>
               <w:ind w:left="0" w:firstLine="0"/>
               <w:jc w:val="left"/>
@@ -10385,6 +10604,7 @@
           </w:tcPr>
           <w:p>
             <w:pPr>
+              <w:keepNext/>
               <w:spacing w:before="20" w:after="20" w:line="280" w:lineRule="auto"/>
               <w:ind w:left="0" w:firstLine="0"/>
               <w:jc w:val="center"/>
@@ -10406,6 +10626,7 @@
           </w:tcPr>
           <w:p>
             <w:pPr>
+              <w:keepNext/>
               <w:spacing w:before="20" w:after="20" w:line="280" w:lineRule="auto"/>
               <w:ind w:left="0" w:firstLine="0"/>
               <w:jc w:val="left"/>
@@ -10432,6 +10653,7 @@
           </w:tcPr>
           <w:p>
             <w:pPr>
+              <w:keepNext/>
               <w:spacing w:before="20" w:after="20" w:line="280" w:lineRule="auto"/>
               <w:ind w:left="0" w:firstLine="0"/>
               <w:jc w:val="left"/>
@@ -10453,6 +10675,7 @@
           </w:tcPr>
           <w:p>
             <w:pPr>
+              <w:keepNext/>
               <w:spacing w:before="20" w:after="20" w:line="280" w:lineRule="auto"/>
               <w:ind w:left="0" w:firstLine="0"/>
               <w:jc w:val="left"/>
@@ -10474,6 +10697,7 @@
           </w:tcPr>
           <w:p>
             <w:pPr>
+              <w:keepNext/>
               <w:spacing w:before="20" w:after="20" w:line="280" w:lineRule="auto"/>
               <w:ind w:left="0" w:firstLine="0"/>
               <w:jc w:val="center"/>
@@ -10495,6 +10719,7 @@
           </w:tcPr>
           <w:p>
             <w:pPr>
+              <w:keepNext/>
               <w:spacing w:before="20" w:after="20" w:line="280" w:lineRule="auto"/>
               <w:ind w:left="0" w:firstLine="0"/>
               <w:jc w:val="left"/>
@@ -10521,6 +10746,7 @@
           </w:tcPr>
           <w:p>
             <w:pPr>
+              <w:keepNext/>
               <w:spacing w:before="20" w:after="20" w:line="280" w:lineRule="auto"/>
               <w:ind w:left="0" w:firstLine="0"/>
               <w:jc w:val="left"/>
@@ -10542,6 +10768,7 @@
           </w:tcPr>
           <w:p>
             <w:pPr>
+              <w:keepNext/>
               <w:spacing w:before="20" w:after="20" w:line="280" w:lineRule="auto"/>
               <w:ind w:left="0" w:firstLine="0"/>
               <w:jc w:val="left"/>
@@ -10563,6 +10790,7 @@
           </w:tcPr>
           <w:p>
             <w:pPr>
+              <w:keepNext/>
               <w:spacing w:before="20" w:after="20" w:line="280" w:lineRule="auto"/>
               <w:ind w:left="0" w:firstLine="0"/>
               <w:jc w:val="center"/>
@@ -10584,6 +10812,7 @@
           </w:tcPr>
           <w:p>
             <w:pPr>
+              <w:keepNext/>
               <w:spacing w:before="20" w:after="20" w:line="280" w:lineRule="auto"/>
               <w:ind w:left="0" w:firstLine="0"/>
               <w:jc w:val="left"/>
@@ -10610,6 +10839,7 @@
           </w:tcPr>
           <w:p>
             <w:pPr>
+              <w:keepNext/>
               <w:spacing w:before="20" w:after="20" w:line="280" w:lineRule="auto"/>
               <w:ind w:left="0" w:firstLine="0"/>
               <w:jc w:val="left"/>
@@ -10631,6 +10861,7 @@
           </w:tcPr>
           <w:p>
             <w:pPr>
+              <w:keepNext/>
               <w:spacing w:before="20" w:after="20" w:line="280" w:lineRule="auto"/>
               <w:ind w:left="0" w:firstLine="0"/>
               <w:jc w:val="left"/>
@@ -10652,6 +10883,7 @@
           </w:tcPr>
           <w:p>
             <w:pPr>
+              <w:keepNext/>
               <w:spacing w:before="20" w:after="20" w:line="280" w:lineRule="auto"/>
               <w:ind w:left="0" w:firstLine="0"/>
               <w:jc w:val="center"/>
@@ -10673,6 +10905,7 @@
           </w:tcPr>
           <w:p>
             <w:pPr>
+              <w:keepNext/>
               <w:spacing w:before="20" w:after="20" w:line="280" w:lineRule="auto"/>
               <w:ind w:left="0" w:firstLine="0"/>
               <w:jc w:val="left"/>
@@ -10699,6 +10932,7 @@
           </w:tcPr>
           <w:p>
             <w:pPr>
+              <w:keepNext/>
               <w:spacing w:before="20" w:after="20" w:line="280" w:lineRule="auto"/>
               <w:ind w:left="0" w:firstLine="0"/>
               <w:jc w:val="left"/>
@@ -10720,6 +10954,7 @@
           </w:tcPr>
           <w:p>
             <w:pPr>
+              <w:keepNext/>
               <w:spacing w:before="20" w:after="20" w:line="280" w:lineRule="auto"/>
               <w:ind w:left="0" w:firstLine="0"/>
               <w:jc w:val="left"/>
@@ -10741,6 +10976,7 @@
           </w:tcPr>
           <w:p>
             <w:pPr>
+              <w:keepNext/>
               <w:spacing w:before="20" w:after="20" w:line="280" w:lineRule="auto"/>
               <w:ind w:left="0" w:firstLine="0"/>
               <w:jc w:val="center"/>
@@ -10762,6 +10998,7 @@
           </w:tcPr>
           <w:p>
             <w:pPr>
+              <w:keepNext/>
               <w:spacing w:before="20" w:after="20" w:line="280" w:lineRule="auto"/>
               <w:ind w:left="0" w:firstLine="0"/>
               <w:jc w:val="left"/>
@@ -10788,6 +11025,7 @@
           </w:tcPr>
           <w:p>
             <w:pPr>
+              <w:keepNext/>
               <w:spacing w:before="20" w:after="20" w:line="280" w:lineRule="auto"/>
               <w:ind w:left="0" w:firstLine="0"/>
               <w:jc w:val="left"/>
@@ -10809,6 +11047,7 @@
           </w:tcPr>
           <w:p>
             <w:pPr>
+              <w:keepNext/>
               <w:spacing w:before="20" w:after="20" w:line="280" w:lineRule="auto"/>
               <w:ind w:left="0" w:firstLine="0"/>
               <w:jc w:val="left"/>
@@ -10830,6 +11069,7 @@
           </w:tcPr>
           <w:p>
             <w:pPr>
+              <w:keepNext/>
               <w:spacing w:before="20" w:after="20" w:line="280" w:lineRule="auto"/>
               <w:ind w:left="0" w:firstLine="0"/>
               <w:jc w:val="center"/>
@@ -10851,6 +11091,7 @@
           </w:tcPr>
           <w:p>
             <w:pPr>
+              <w:keepNext/>
               <w:spacing w:before="20" w:after="20" w:line="280" w:lineRule="auto"/>
               <w:ind w:left="0" w:firstLine="0"/>
               <w:jc w:val="left"/>
@@ -10877,6 +11118,7 @@
           </w:tcPr>
           <w:p>
             <w:pPr>
+              <w:keepNext/>
               <w:spacing w:before="20" w:after="20" w:line="280" w:lineRule="auto"/>
               <w:ind w:left="0" w:firstLine="0"/>
               <w:jc w:val="left"/>
@@ -10898,6 +11140,7 @@
           </w:tcPr>
           <w:p>
             <w:pPr>
+              <w:keepNext/>
               <w:spacing w:before="20" w:after="20" w:line="280" w:lineRule="auto"/>
               <w:ind w:left="0" w:firstLine="0"/>
               <w:jc w:val="left"/>
@@ -10919,6 +11162,7 @@
           </w:tcPr>
           <w:p>
             <w:pPr>
+              <w:keepNext/>
               <w:spacing w:before="20" w:after="20" w:line="280" w:lineRule="auto"/>
               <w:ind w:left="0" w:firstLine="0"/>
               <w:jc w:val="center"/>
@@ -10940,6 +11184,7 @@
           </w:tcPr>
           <w:p>
             <w:pPr>
+              <w:keepNext/>
               <w:spacing w:before="20" w:after="20" w:line="280" w:lineRule="auto"/>
               <w:ind w:left="0" w:firstLine="0"/>
               <w:jc w:val="left"/>
@@ -11073,11 +11318,11 @@
         <w:jc w:val="center"/>
         <w:tblBorders>
           <w:top w:val="single" w:sz="12" w:space="0" w:color="000000"/>
-          <w:left w:val="single" w:sz="4" w:space="0" w:color="000000"/>
+          <w:left w:val="nil"/>
           <w:bottom w:val="single" w:sz="12" w:space="0" w:color="000000"/>
-          <w:right w:val="single" w:sz="4" w:space="0" w:color="000000"/>
-          <w:insideH w:val="single" w:sz="4" w:space="0" w:color="000000"/>
-          <w:insideV w:val="single" w:sz="4" w:space="0" w:color="000000"/>
+          <w:right w:val="nil"/>
+          <w:insideH w:val="nil"/>
+          <w:insideV w:val="nil"/>
         </w:tblBorders>
         <w:tblLayout w:type="fixed"/>
         <w:tblCellMar>
@@ -11100,11 +11345,14 @@
         <w:tc>
           <w:tcPr>
             <w:tcW w:w="2636" w:type="dxa"/>
-            <w:shd w:val="clear" w:color="auto" w:fill="E7E6E6"/>
-            <w:vAlign w:val="center"/>
-          </w:tcPr>
-          <w:p>
-            <w:pPr>
+            <w:tcBorders>
+              <w:bottom w:val="single" w:sz="6" w:space="0" w:color="000000"/>
+            </w:tcBorders>
+            <w:vAlign w:val="center"/>
+          </w:tcPr>
+          <w:p>
+            <w:pPr>
+              <w:keepNext/>
               <w:spacing w:before="20" w:after="20" w:line="280" w:lineRule="auto"/>
               <w:ind w:left="0" w:firstLine="0"/>
               <w:jc w:val="center"/>
@@ -11124,11 +11372,14 @@
         <w:tc>
           <w:tcPr>
             <w:tcW w:w="2008" w:type="dxa"/>
-            <w:shd w:val="clear" w:color="auto" w:fill="E7E6E6"/>
-            <w:vAlign w:val="center"/>
-          </w:tcPr>
-          <w:p>
-            <w:pPr>
+            <w:tcBorders>
+              <w:bottom w:val="single" w:sz="6" w:space="0" w:color="000000"/>
+            </w:tcBorders>
+            <w:vAlign w:val="center"/>
+          </w:tcPr>
+          <w:p>
+            <w:pPr>
+              <w:keepNext/>
               <w:spacing w:before="20" w:after="20" w:line="280" w:lineRule="auto"/>
               <w:ind w:left="0" w:firstLine="0"/>
               <w:jc w:val="center"/>
@@ -11148,11 +11399,14 @@
         <w:tc>
           <w:tcPr>
             <w:tcW w:w="2134" w:type="dxa"/>
-            <w:shd w:val="clear" w:color="auto" w:fill="E7E6E6"/>
-            <w:vAlign w:val="center"/>
-          </w:tcPr>
-          <w:p>
-            <w:pPr>
+            <w:tcBorders>
+              <w:bottom w:val="single" w:sz="6" w:space="0" w:color="000000"/>
+            </w:tcBorders>
+            <w:vAlign w:val="center"/>
+          </w:tcPr>
+          <w:p>
+            <w:pPr>
+              <w:keepNext/>
               <w:spacing w:before="20" w:after="20" w:line="280" w:lineRule="auto"/>
               <w:ind w:left="0" w:firstLine="0"/>
               <w:jc w:val="center"/>
@@ -11172,11 +11426,14 @@
         <w:tc>
           <w:tcPr>
             <w:tcW w:w="2010" w:type="dxa"/>
-            <w:shd w:val="clear" w:color="auto" w:fill="E7E6E6"/>
-            <w:vAlign w:val="center"/>
-          </w:tcPr>
-          <w:p>
-            <w:pPr>
+            <w:tcBorders>
+              <w:bottom w:val="single" w:sz="6" w:space="0" w:color="000000"/>
+            </w:tcBorders>
+            <w:vAlign w:val="center"/>
+          </w:tcPr>
+          <w:p>
+            <w:pPr>
+              <w:keepNext/>
               <w:spacing w:before="20" w:after="20" w:line="280" w:lineRule="auto"/>
               <w:ind w:left="0" w:firstLine="0"/>
               <w:jc w:val="center"/>
@@ -11205,6 +11462,7 @@
           </w:tcPr>
           <w:p>
             <w:pPr>
+              <w:keepNext/>
               <w:spacing w:before="20" w:after="20" w:line="280" w:lineRule="auto"/>
               <w:ind w:left="0" w:firstLine="0"/>
               <w:jc w:val="left"/>
@@ -11226,6 +11484,7 @@
           </w:tcPr>
           <w:p>
             <w:pPr>
+              <w:keepNext/>
               <w:spacing w:before="20" w:after="20" w:line="280" w:lineRule="auto"/>
               <w:ind w:left="0" w:firstLine="0"/>
               <w:jc w:val="left"/>
@@ -11247,6 +11506,7 @@
           </w:tcPr>
           <w:p>
             <w:pPr>
+              <w:keepNext/>
               <w:spacing w:before="20" w:after="20" w:line="280" w:lineRule="auto"/>
               <w:ind w:left="0" w:firstLine="0"/>
               <w:jc w:val="center"/>
@@ -11268,6 +11528,7 @@
           </w:tcPr>
           <w:p>
             <w:pPr>
+              <w:keepNext/>
               <w:spacing w:before="20" w:after="20" w:line="280" w:lineRule="auto"/>
               <w:ind w:left="0" w:firstLine="0"/>
               <w:jc w:val="left"/>
@@ -11294,6 +11555,7 @@
           </w:tcPr>
           <w:p>
             <w:pPr>
+              <w:keepNext/>
               <w:spacing w:before="20" w:after="20" w:line="280" w:lineRule="auto"/>
               <w:ind w:left="0" w:firstLine="0"/>
               <w:jc w:val="left"/>
@@ -11315,6 +11577,7 @@
           </w:tcPr>
           <w:p>
             <w:pPr>
+              <w:keepNext/>
               <w:spacing w:before="20" w:after="20" w:line="280" w:lineRule="auto"/>
               <w:ind w:left="0" w:firstLine="0"/>
               <w:jc w:val="left"/>
@@ -11336,6 +11599,7 @@
           </w:tcPr>
           <w:p>
             <w:pPr>
+              <w:keepNext/>
               <w:spacing w:before="20" w:after="20" w:line="280" w:lineRule="auto"/>
               <w:ind w:left="0" w:firstLine="0"/>
               <w:jc w:val="center"/>
@@ -11357,6 +11621,7 @@
           </w:tcPr>
           <w:p>
             <w:pPr>
+              <w:keepNext/>
               <w:spacing w:before="20" w:after="20" w:line="280" w:lineRule="auto"/>
               <w:ind w:left="0" w:firstLine="0"/>
               <w:jc w:val="left"/>
@@ -11383,6 +11648,7 @@
           </w:tcPr>
           <w:p>
             <w:pPr>
+              <w:keepNext/>
               <w:spacing w:before="20" w:after="20" w:line="280" w:lineRule="auto"/>
               <w:ind w:left="0" w:firstLine="0"/>
               <w:jc w:val="left"/>
@@ -11404,6 +11670,7 @@
           </w:tcPr>
           <w:p>
             <w:pPr>
+              <w:keepNext/>
               <w:spacing w:before="20" w:after="20" w:line="280" w:lineRule="auto"/>
               <w:ind w:left="0" w:firstLine="0"/>
               <w:jc w:val="left"/>
@@ -11425,6 +11692,7 @@
           </w:tcPr>
           <w:p>
             <w:pPr>
+              <w:keepNext/>
               <w:spacing w:before="20" w:after="20" w:line="280" w:lineRule="auto"/>
               <w:ind w:left="0" w:firstLine="0"/>
               <w:jc w:val="center"/>
@@ -11446,6 +11714,7 @@
           </w:tcPr>
           <w:p>
             <w:pPr>
+              <w:keepNext/>
               <w:spacing w:before="20" w:after="20" w:line="280" w:lineRule="auto"/>
               <w:ind w:left="0" w:firstLine="0"/>
               <w:jc w:val="left"/>
@@ -11472,6 +11741,7 @@
           </w:tcPr>
           <w:p>
             <w:pPr>
+              <w:keepNext/>
               <w:spacing w:before="20" w:after="20" w:line="280" w:lineRule="auto"/>
               <w:ind w:left="0" w:firstLine="0"/>
               <w:jc w:val="left"/>
@@ -11493,6 +11763,7 @@
           </w:tcPr>
           <w:p>
             <w:pPr>
+              <w:keepNext/>
               <w:spacing w:before="20" w:after="20" w:line="280" w:lineRule="auto"/>
               <w:ind w:left="0" w:firstLine="0"/>
               <w:jc w:val="left"/>
@@ -11514,6 +11785,7 @@
           </w:tcPr>
           <w:p>
             <w:pPr>
+              <w:keepNext/>
               <w:spacing w:before="20" w:after="20" w:line="280" w:lineRule="auto"/>
               <w:ind w:left="0" w:firstLine="0"/>
               <w:jc w:val="center"/>
@@ -11535,6 +11807,7 @@
           </w:tcPr>
           <w:p>
             <w:pPr>
+              <w:keepNext/>
               <w:spacing w:before="20" w:after="20" w:line="280" w:lineRule="auto"/>
               <w:ind w:left="0" w:firstLine="0"/>
               <w:jc w:val="left"/>
@@ -11561,6 +11834,7 @@
           </w:tcPr>
           <w:p>
             <w:pPr>
+              <w:keepNext/>
               <w:spacing w:before="20" w:after="20" w:line="280" w:lineRule="auto"/>
               <w:ind w:left="0" w:firstLine="0"/>
               <w:jc w:val="left"/>
@@ -11582,6 +11856,7 @@
           </w:tcPr>
           <w:p>
             <w:pPr>
+              <w:keepNext/>
               <w:spacing w:before="20" w:after="20" w:line="280" w:lineRule="auto"/>
               <w:ind w:left="0" w:firstLine="0"/>
               <w:jc w:val="left"/>
@@ -11603,6 +11878,7 @@
           </w:tcPr>
           <w:p>
             <w:pPr>
+              <w:keepNext/>
               <w:spacing w:before="20" w:after="20" w:line="280" w:lineRule="auto"/>
               <w:ind w:left="0" w:firstLine="0"/>
               <w:jc w:val="center"/>
@@ -11624,6 +11900,7 @@
           </w:tcPr>
           <w:p>
             <w:pPr>
+              <w:keepNext/>
               <w:spacing w:before="20" w:after="20" w:line="280" w:lineRule="auto"/>
               <w:ind w:left="0" w:firstLine="0"/>
               <w:jc w:val="left"/>
@@ -11650,6 +11927,7 @@
           </w:tcPr>
           <w:p>
             <w:pPr>
+              <w:keepNext/>
               <w:spacing w:before="20" w:after="20" w:line="280" w:lineRule="auto"/>
               <w:ind w:left="0" w:firstLine="0"/>
               <w:jc w:val="left"/>
@@ -11671,6 +11949,7 @@
           </w:tcPr>
           <w:p>
             <w:pPr>
+              <w:keepNext/>
               <w:spacing w:before="20" w:after="20" w:line="280" w:lineRule="auto"/>
               <w:ind w:left="0" w:firstLine="0"/>
               <w:jc w:val="left"/>
@@ -11692,6 +11971,7 @@
           </w:tcPr>
           <w:p>
             <w:pPr>
+              <w:keepNext/>
               <w:spacing w:before="20" w:after="20" w:line="280" w:lineRule="auto"/>
               <w:ind w:left="0" w:firstLine="0"/>
               <w:jc w:val="center"/>
@@ -11713,6 +11993,7 @@
           </w:tcPr>
           <w:p>
             <w:pPr>
+              <w:keepNext/>
               <w:spacing w:before="20" w:after="20" w:line="280" w:lineRule="auto"/>
               <w:ind w:left="0" w:firstLine="0"/>
               <w:jc w:val="left"/>
@@ -11877,11 +12158,11 @@
         <w:jc w:val="center"/>
         <w:tblBorders>
           <w:top w:val="single" w:sz="12" w:space="0" w:color="000000"/>
-          <w:left w:val="single" w:sz="4" w:space="0" w:color="000000"/>
+          <w:left w:val="nil"/>
           <w:bottom w:val="single" w:sz="12" w:space="0" w:color="000000"/>
-          <w:right w:val="single" w:sz="4" w:space="0" w:color="000000"/>
-          <w:insideH w:val="single" w:sz="4" w:space="0" w:color="000000"/>
-          <w:insideV w:val="single" w:sz="4" w:space="0" w:color="000000"/>
+          <w:right w:val="nil"/>
+          <w:insideH w:val="nil"/>
+          <w:insideV w:val="nil"/>
         </w:tblBorders>
         <w:tblLayout w:type="fixed"/>
         <w:tblCellMar>
@@ -11904,11 +12185,14 @@
         <w:tc>
           <w:tcPr>
             <w:tcW w:w="2968" w:type="dxa"/>
-            <w:shd w:val="clear" w:color="auto" w:fill="E7E6E6"/>
-            <w:vAlign w:val="center"/>
-          </w:tcPr>
-          <w:p>
-            <w:pPr>
+            <w:tcBorders>
+              <w:bottom w:val="single" w:sz="6" w:space="0" w:color="000000"/>
+            </w:tcBorders>
+            <w:vAlign w:val="center"/>
+          </w:tcPr>
+          <w:p>
+            <w:pPr>
+              <w:keepNext/>
               <w:spacing w:before="20" w:after="20" w:line="280" w:lineRule="auto"/>
               <w:ind w:left="0" w:firstLine="0"/>
               <w:jc w:val="center"/>
@@ -11928,11 +12212,14 @@
         <w:tc>
           <w:tcPr>
             <w:tcW w:w="1781" w:type="dxa"/>
-            <w:shd w:val="clear" w:color="auto" w:fill="E7E6E6"/>
-            <w:vAlign w:val="center"/>
-          </w:tcPr>
-          <w:p>
-            <w:pPr>
+            <w:tcBorders>
+              <w:bottom w:val="single" w:sz="6" w:space="0" w:color="000000"/>
+            </w:tcBorders>
+            <w:vAlign w:val="center"/>
+          </w:tcPr>
+          <w:p>
+            <w:pPr>
+              <w:keepNext/>
               <w:spacing w:before="20" w:after="20" w:line="280" w:lineRule="auto"/>
               <w:ind w:left="0" w:firstLine="0"/>
               <w:jc w:val="center"/>
@@ -11952,11 +12239,14 @@
         <w:tc>
           <w:tcPr>
             <w:tcW w:w="2375" w:type="dxa"/>
-            <w:shd w:val="clear" w:color="auto" w:fill="E7E6E6"/>
-            <w:vAlign w:val="center"/>
-          </w:tcPr>
-          <w:p>
-            <w:pPr>
+            <w:tcBorders>
+              <w:bottom w:val="single" w:sz="6" w:space="0" w:color="000000"/>
+            </w:tcBorders>
+            <w:vAlign w:val="center"/>
+          </w:tcPr>
+          <w:p>
+            <w:pPr>
+              <w:keepNext/>
               <w:spacing w:before="20" w:after="20" w:line="280" w:lineRule="auto"/>
               <w:ind w:left="0" w:firstLine="0"/>
               <w:jc w:val="center"/>
@@ -11976,11 +12266,14 @@
         <w:tc>
           <w:tcPr>
             <w:tcW w:w="1664" w:type="dxa"/>
-            <w:shd w:val="clear" w:color="auto" w:fill="E7E6E6"/>
-            <w:vAlign w:val="center"/>
-          </w:tcPr>
-          <w:p>
-            <w:pPr>
+            <w:tcBorders>
+              <w:bottom w:val="single" w:sz="6" w:space="0" w:color="000000"/>
+            </w:tcBorders>
+            <w:vAlign w:val="center"/>
+          </w:tcPr>
+          <w:p>
+            <w:pPr>
+              <w:keepNext/>
               <w:spacing w:before="20" w:after="20" w:line="280" w:lineRule="auto"/>
               <w:ind w:left="0" w:firstLine="0"/>
               <w:jc w:val="center"/>
@@ -12009,6 +12302,7 @@
           </w:tcPr>
           <w:p>
             <w:pPr>
+              <w:keepNext/>
               <w:spacing w:before="20" w:after="20" w:line="280" w:lineRule="auto"/>
               <w:ind w:left="0" w:firstLine="0"/>
               <w:jc w:val="left"/>
@@ -12030,6 +12324,7 @@
           </w:tcPr>
           <w:p>
             <w:pPr>
+              <w:keepNext/>
               <w:spacing w:before="20" w:after="20" w:line="280" w:lineRule="auto"/>
               <w:ind w:left="0" w:firstLine="0"/>
               <w:jc w:val="left"/>
@@ -12051,6 +12346,7 @@
           </w:tcPr>
           <w:p>
             <w:pPr>
+              <w:keepNext/>
               <w:spacing w:before="20" w:after="20" w:line="280" w:lineRule="auto"/>
               <w:ind w:left="0" w:firstLine="0"/>
               <w:jc w:val="left"/>
@@ -12072,6 +12368,7 @@
           </w:tcPr>
           <w:p>
             <w:pPr>
+              <w:keepNext/>
               <w:spacing w:before="20" w:after="20" w:line="280" w:lineRule="auto"/>
               <w:ind w:left="0" w:firstLine="0"/>
               <w:jc w:val="left"/>
@@ -12098,6 +12395,7 @@
           </w:tcPr>
           <w:p>
             <w:pPr>
+              <w:keepNext/>
               <w:spacing w:before="20" w:after="20" w:line="280" w:lineRule="auto"/>
               <w:ind w:left="0" w:firstLine="0"/>
               <w:jc w:val="left"/>
@@ -12119,6 +12417,7 @@
           </w:tcPr>
           <w:p>
             <w:pPr>
+              <w:keepNext/>
               <w:spacing w:before="20" w:after="20" w:line="280" w:lineRule="auto"/>
               <w:ind w:left="0" w:firstLine="0"/>
               <w:jc w:val="left"/>
@@ -12140,6 +12439,7 @@
           </w:tcPr>
           <w:p>
             <w:pPr>
+              <w:keepNext/>
               <w:spacing w:before="20" w:after="20" w:line="280" w:lineRule="auto"/>
               <w:ind w:left="0" w:firstLine="0"/>
               <w:jc w:val="left"/>
@@ -12161,6 +12461,7 @@
           </w:tcPr>
           <w:p>
             <w:pPr>
+              <w:keepNext/>
               <w:spacing w:before="20" w:after="20" w:line="280" w:lineRule="auto"/>
               <w:ind w:left="0" w:firstLine="0"/>
               <w:jc w:val="left"/>
@@ -12187,6 +12488,7 @@
           </w:tcPr>
           <w:p>
             <w:pPr>
+              <w:keepNext/>
               <w:spacing w:before="20" w:after="20" w:line="280" w:lineRule="auto"/>
               <w:ind w:left="0" w:firstLine="0"/>
               <w:jc w:val="left"/>
@@ -12208,6 +12510,7 @@
           </w:tcPr>
           <w:p>
             <w:pPr>
+              <w:keepNext/>
               <w:spacing w:before="20" w:after="20" w:line="280" w:lineRule="auto"/>
               <w:ind w:left="0" w:firstLine="0"/>
               <w:jc w:val="left"/>
@@ -12229,6 +12532,7 @@
           </w:tcPr>
           <w:p>
             <w:pPr>
+              <w:keepNext/>
               <w:spacing w:before="20" w:after="20" w:line="280" w:lineRule="auto"/>
               <w:ind w:left="0" w:firstLine="0"/>
               <w:jc w:val="left"/>
@@ -12250,6 +12554,7 @@
           </w:tcPr>
           <w:p>
             <w:pPr>
+              <w:keepNext/>
               <w:spacing w:before="20" w:after="20" w:line="280" w:lineRule="auto"/>
               <w:ind w:left="0" w:firstLine="0"/>
               <w:jc w:val="left"/>
@@ -12276,6 +12581,7 @@
           </w:tcPr>
           <w:p>
             <w:pPr>
+              <w:keepNext/>
               <w:spacing w:before="20" w:after="20" w:line="280" w:lineRule="auto"/>
               <w:ind w:left="0" w:firstLine="0"/>
               <w:jc w:val="left"/>
@@ -12297,6 +12603,7 @@
           </w:tcPr>
           <w:p>
             <w:pPr>
+              <w:keepNext/>
               <w:spacing w:before="20" w:after="20" w:line="280" w:lineRule="auto"/>
               <w:ind w:left="0" w:firstLine="0"/>
               <w:jc w:val="left"/>
@@ -12318,6 +12625,7 @@
           </w:tcPr>
           <w:p>
             <w:pPr>
+              <w:keepNext/>
               <w:spacing w:before="20" w:after="20" w:line="280" w:lineRule="auto"/>
               <w:ind w:left="0" w:firstLine="0"/>
               <w:jc w:val="left"/>
@@ -12339,6 +12647,7 @@
           </w:tcPr>
           <w:p>
             <w:pPr>
+              <w:keepNext/>
               <w:spacing w:before="20" w:after="20" w:line="280" w:lineRule="auto"/>
               <w:ind w:left="0" w:firstLine="0"/>
               <w:jc w:val="left"/>
@@ -12365,6 +12674,7 @@
           </w:tcPr>
           <w:p>
             <w:pPr>
+              <w:keepNext/>
               <w:spacing w:before="20" w:after="20" w:line="280" w:lineRule="auto"/>
               <w:ind w:left="0" w:firstLine="0"/>
               <w:jc w:val="left"/>
@@ -12386,6 +12696,7 @@
           </w:tcPr>
           <w:p>
             <w:pPr>
+              <w:keepNext/>
               <w:spacing w:before="20" w:after="20" w:line="280" w:lineRule="auto"/>
               <w:ind w:left="0" w:firstLine="0"/>
               <w:jc w:val="left"/>
@@ -12407,6 +12718,7 @@
           </w:tcPr>
           <w:p>
             <w:pPr>
+              <w:keepNext/>
               <w:spacing w:before="20" w:after="20" w:line="280" w:lineRule="auto"/>
               <w:ind w:left="0" w:firstLine="0"/>
               <w:jc w:val="left"/>
@@ -12428,6 +12740,7 @@
           </w:tcPr>
           <w:p>
             <w:pPr>
+              <w:keepNext/>
               <w:spacing w:before="20" w:after="20" w:line="280" w:lineRule="auto"/>
               <w:ind w:left="0" w:firstLine="0"/>
               <w:jc w:val="left"/>
@@ -12454,6 +12767,7 @@
           </w:tcPr>
           <w:p>
             <w:pPr>
+              <w:keepNext/>
               <w:spacing w:before="20" w:after="20" w:line="280" w:lineRule="auto"/>
               <w:ind w:left="0" w:firstLine="0"/>
               <w:jc w:val="left"/>
@@ -12475,6 +12789,7 @@
           </w:tcPr>
           <w:p>
             <w:pPr>
+              <w:keepNext/>
               <w:spacing w:before="20" w:after="20" w:line="280" w:lineRule="auto"/>
               <w:ind w:left="0" w:firstLine="0"/>
               <w:jc w:val="left"/>
@@ -12496,6 +12811,7 @@
           </w:tcPr>
           <w:p>
             <w:pPr>
+              <w:keepNext/>
               <w:spacing w:before="20" w:after="20" w:line="280" w:lineRule="auto"/>
               <w:ind w:left="0" w:firstLine="0"/>
               <w:jc w:val="left"/>
@@ -12517,6 +12833,7 @@
           </w:tcPr>
           <w:p>
             <w:pPr>
+              <w:keepNext/>
               <w:spacing w:before="20" w:after="20" w:line="280" w:lineRule="auto"/>
               <w:ind w:left="0" w:firstLine="0"/>
               <w:jc w:val="left"/>
@@ -12543,6 +12860,7 @@
           </w:tcPr>
           <w:p>
             <w:pPr>
+              <w:keepNext/>
               <w:spacing w:before="20" w:after="20" w:line="280" w:lineRule="auto"/>
               <w:ind w:left="0" w:firstLine="0"/>
               <w:jc w:val="left"/>
@@ -12564,6 +12882,7 @@
           </w:tcPr>
           <w:p>
             <w:pPr>
+              <w:keepNext/>
               <w:spacing w:before="20" w:after="20" w:line="280" w:lineRule="auto"/>
               <w:ind w:left="0" w:firstLine="0"/>
               <w:jc w:val="left"/>
@@ -12585,6 +12904,7 @@
           </w:tcPr>
           <w:p>
             <w:pPr>
+              <w:keepNext/>
               <w:spacing w:before="20" w:after="20" w:line="280" w:lineRule="auto"/>
               <w:ind w:left="0" w:firstLine="0"/>
               <w:jc w:val="left"/>
@@ -12606,6 +12926,7 @@
           </w:tcPr>
           <w:p>
             <w:pPr>
+              <w:keepNext/>
               <w:spacing w:before="20" w:after="20" w:line="280" w:lineRule="auto"/>
               <w:ind w:left="0" w:firstLine="0"/>
               <w:jc w:val="left"/>
@@ -12632,6 +12953,7 @@
           </w:tcPr>
           <w:p>
             <w:pPr>
+              <w:keepNext/>
               <w:spacing w:before="20" w:after="20" w:line="280" w:lineRule="auto"/>
               <w:ind w:left="0" w:firstLine="0"/>
               <w:jc w:val="left"/>
@@ -12653,6 +12975,7 @@
           </w:tcPr>
           <w:p>
             <w:pPr>
+              <w:keepNext/>
               <w:spacing w:before="20" w:after="20" w:line="280" w:lineRule="auto"/>
               <w:ind w:left="0" w:firstLine="0"/>
               <w:jc w:val="left"/>
@@ -12674,6 +12997,7 @@
           </w:tcPr>
           <w:p>
             <w:pPr>
+              <w:keepNext/>
               <w:spacing w:before="20" w:after="20" w:line="280" w:lineRule="auto"/>
               <w:ind w:left="0" w:firstLine="0"/>
               <w:jc w:val="left"/>
@@ -12695,6 +13019,7 @@
           </w:tcPr>
           <w:p>
             <w:pPr>
+              <w:keepNext/>
               <w:spacing w:before="20" w:after="20" w:line="280" w:lineRule="auto"/>
               <w:ind w:left="0" w:firstLine="0"/>
               <w:jc w:val="left"/>
@@ -12721,6 +13046,7 @@
           </w:tcPr>
           <w:p>
             <w:pPr>
+              <w:keepNext/>
               <w:spacing w:before="20" w:after="20" w:line="280" w:lineRule="auto"/>
               <w:ind w:left="0" w:firstLine="0"/>
               <w:jc w:val="left"/>
@@ -12742,6 +13068,7 @@
           </w:tcPr>
           <w:p>
             <w:pPr>
+              <w:keepNext/>
               <w:spacing w:before="20" w:after="20" w:line="280" w:lineRule="auto"/>
               <w:ind w:left="0" w:firstLine="0"/>
               <w:jc w:val="left"/>
@@ -12763,6 +13090,7 @@
           </w:tcPr>
           <w:p>
             <w:pPr>
+              <w:keepNext/>
               <w:spacing w:before="20" w:after="20" w:line="280" w:lineRule="auto"/>
               <w:ind w:left="0" w:firstLine="0"/>
               <w:jc w:val="left"/>
@@ -12784,6 +13112,7 @@
           </w:tcPr>
           <w:p>
             <w:pPr>
+              <w:keepNext/>
               <w:spacing w:before="20" w:after="20" w:line="280" w:lineRule="auto"/>
               <w:ind w:left="0" w:firstLine="0"/>
               <w:jc w:val="left"/>
@@ -12810,6 +13139,7 @@
           </w:tcPr>
           <w:p>
             <w:pPr>
+              <w:keepNext/>
               <w:spacing w:before="20" w:after="20" w:line="280" w:lineRule="auto"/>
               <w:ind w:left="0" w:firstLine="0"/>
               <w:jc w:val="left"/>
@@ -12831,6 +13161,7 @@
           </w:tcPr>
           <w:p>
             <w:pPr>
+              <w:keepNext/>
               <w:spacing w:before="20" w:after="20" w:line="280" w:lineRule="auto"/>
               <w:ind w:left="0" w:firstLine="0"/>
               <w:jc w:val="left"/>
@@ -12852,6 +13183,7 @@
           </w:tcPr>
           <w:p>
             <w:pPr>
+              <w:keepNext/>
               <w:spacing w:before="20" w:after="20" w:line="280" w:lineRule="auto"/>
               <w:ind w:left="0" w:firstLine="0"/>
               <w:jc w:val="left"/>
@@ -12873,6 +13205,7 @@
           </w:tcPr>
           <w:p>
             <w:pPr>
+              <w:keepNext/>
               <w:spacing w:before="20" w:after="20" w:line="280" w:lineRule="auto"/>
               <w:ind w:left="0" w:firstLine="0"/>
               <w:jc w:val="left"/>
@@ -14931,11 +15264,11 @@
         <w:jc w:val="center"/>
         <w:tblBorders>
           <w:top w:val="single" w:sz="12" w:space="0" w:color="000000"/>
-          <w:left w:val="single" w:sz="4" w:space="0" w:color="000000"/>
+          <w:left w:val="nil"/>
           <w:bottom w:val="single" w:sz="12" w:space="0" w:color="000000"/>
-          <w:right w:val="single" w:sz="4" w:space="0" w:color="000000"/>
-          <w:insideH w:val="single" w:sz="4" w:space="0" w:color="000000"/>
-          <w:insideV w:val="single" w:sz="4" w:space="0" w:color="000000"/>
+          <w:right w:val="nil"/>
+          <w:insideH w:val="nil"/>
+          <w:insideV w:val="nil"/>
         </w:tblBorders>
         <w:tblLayout w:type="fixed"/>
         <w:tblCellMar>
@@ -14959,11 +15292,14 @@
         <w:tc>
           <w:tcPr>
             <w:tcW w:w="878" w:type="dxa"/>
-            <w:shd w:val="clear" w:color="auto" w:fill="E7E6E6"/>
-            <w:vAlign w:val="center"/>
-          </w:tcPr>
-          <w:p>
-            <w:pPr>
+            <w:tcBorders>
+              <w:bottom w:val="single" w:sz="6" w:space="0" w:color="000000"/>
+            </w:tcBorders>
+            <w:vAlign w:val="center"/>
+          </w:tcPr>
+          <w:p>
+            <w:pPr>
+              <w:keepNext/>
               <w:spacing w:before="20" w:after="20" w:line="280" w:lineRule="auto"/>
               <w:ind w:left="0" w:firstLine="0"/>
               <w:jc w:val="center"/>
@@ -14983,11 +15319,14 @@
         <w:tc>
           <w:tcPr>
             <w:tcW w:w="1506" w:type="dxa"/>
-            <w:shd w:val="clear" w:color="auto" w:fill="E7E6E6"/>
-            <w:vAlign w:val="center"/>
-          </w:tcPr>
-          <w:p>
-            <w:pPr>
+            <w:tcBorders>
+              <w:bottom w:val="single" w:sz="6" w:space="0" w:color="000000"/>
+            </w:tcBorders>
+            <w:vAlign w:val="center"/>
+          </w:tcPr>
+          <w:p>
+            <w:pPr>
+              <w:keepNext/>
               <w:spacing w:before="20" w:after="20" w:line="280" w:lineRule="auto"/>
               <w:ind w:left="0" w:firstLine="0"/>
               <w:jc w:val="center"/>
@@ -15007,11 +15346,14 @@
         <w:tc>
           <w:tcPr>
             <w:tcW w:w="2385" w:type="dxa"/>
-            <w:shd w:val="clear" w:color="auto" w:fill="E7E6E6"/>
-            <w:vAlign w:val="center"/>
-          </w:tcPr>
-          <w:p>
-            <w:pPr>
+            <w:tcBorders>
+              <w:bottom w:val="single" w:sz="6" w:space="0" w:color="000000"/>
+            </w:tcBorders>
+            <w:vAlign w:val="center"/>
+          </w:tcPr>
+          <w:p>
+            <w:pPr>
+              <w:keepNext/>
               <w:spacing w:before="20" w:after="20" w:line="280" w:lineRule="auto"/>
               <w:ind w:left="0" w:firstLine="0"/>
               <w:jc w:val="center"/>
@@ -15031,11 +15373,14 @@
         <w:tc>
           <w:tcPr>
             <w:tcW w:w="3013" w:type="dxa"/>
-            <w:shd w:val="clear" w:color="auto" w:fill="E7E6E6"/>
-            <w:vAlign w:val="center"/>
-          </w:tcPr>
-          <w:p>
-            <w:pPr>
+            <w:tcBorders>
+              <w:bottom w:val="single" w:sz="6" w:space="0" w:color="000000"/>
+            </w:tcBorders>
+            <w:vAlign w:val="center"/>
+          </w:tcPr>
+          <w:p>
+            <w:pPr>
+              <w:keepNext/>
               <w:spacing w:before="20" w:after="20" w:line="280" w:lineRule="auto"/>
               <w:ind w:left="0" w:firstLine="0"/>
               <w:jc w:val="center"/>
@@ -15055,11 +15400,14 @@
         <w:tc>
           <w:tcPr>
             <w:tcW w:w="1006" w:type="dxa"/>
-            <w:shd w:val="clear" w:color="auto" w:fill="E7E6E6"/>
-            <w:vAlign w:val="center"/>
-          </w:tcPr>
-          <w:p>
-            <w:pPr>
+            <w:tcBorders>
+              <w:bottom w:val="single" w:sz="6" w:space="0" w:color="000000"/>
+            </w:tcBorders>
+            <w:vAlign w:val="center"/>
+          </w:tcPr>
+          <w:p>
+            <w:pPr>
+              <w:keepNext/>
               <w:spacing w:before="20" w:after="20" w:line="280" w:lineRule="auto"/>
               <w:ind w:left="0" w:firstLine="0"/>
               <w:jc w:val="center"/>
@@ -15088,6 +15436,7 @@
           </w:tcPr>
           <w:p>
             <w:pPr>
+              <w:keepNext/>
               <w:spacing w:before="20" w:after="20" w:line="280" w:lineRule="auto"/>
               <w:ind w:left="0" w:firstLine="0"/>
               <w:jc w:val="center"/>
@@ -15109,6 +15458,7 @@
           </w:tcPr>
           <w:p>
             <w:pPr>
+              <w:keepNext/>
               <w:spacing w:before="20" w:after="20" w:line="280" w:lineRule="auto"/>
               <w:ind w:left="0" w:firstLine="0"/>
               <w:jc w:val="center"/>
@@ -15130,6 +15480,7 @@
           </w:tcPr>
           <w:p>
             <w:pPr>
+              <w:keepNext/>
               <w:spacing w:before="20" w:after="20" w:line="280" w:lineRule="auto"/>
               <w:ind w:left="0" w:firstLine="0"/>
               <w:jc w:val="left"/>
@@ -15151,6 +15502,7 @@
           </w:tcPr>
           <w:p>
             <w:pPr>
+              <w:keepNext/>
               <w:spacing w:before="20" w:after="20" w:line="280" w:lineRule="auto"/>
               <w:ind w:left="0" w:firstLine="0"/>
               <w:jc w:val="left"/>
@@ -15172,6 +15524,7 @@
           </w:tcPr>
           <w:p>
             <w:pPr>
+              <w:keepNext/>
               <w:spacing w:before="20" w:after="20" w:line="280" w:lineRule="auto"/>
               <w:ind w:left="0" w:firstLine="0"/>
               <w:jc w:val="center"/>
@@ -15198,6 +15551,7 @@
           </w:tcPr>
           <w:p>
             <w:pPr>
+              <w:keepNext/>
               <w:spacing w:before="20" w:after="20" w:line="280" w:lineRule="auto"/>
               <w:ind w:left="0" w:firstLine="0"/>
               <w:jc w:val="center"/>
@@ -15219,6 +15573,7 @@
           </w:tcPr>
           <w:p>
             <w:pPr>
+              <w:keepNext/>
               <w:spacing w:before="20" w:after="20" w:line="280" w:lineRule="auto"/>
               <w:ind w:left="0" w:firstLine="0"/>
               <w:jc w:val="center"/>
@@ -15240,6 +15595,7 @@
           </w:tcPr>
           <w:p>
             <w:pPr>
+              <w:keepNext/>
               <w:spacing w:before="20" w:after="20" w:line="280" w:lineRule="auto"/>
               <w:ind w:left="0" w:firstLine="0"/>
               <w:jc w:val="left"/>
@@ -15261,6 +15617,7 @@
           </w:tcPr>
           <w:p>
             <w:pPr>
+              <w:keepNext/>
               <w:spacing w:before="20" w:after="20" w:line="280" w:lineRule="auto"/>
               <w:ind w:left="0" w:firstLine="0"/>
               <w:jc w:val="left"/>
@@ -15282,6 +15639,7 @@
           </w:tcPr>
           <w:p>
             <w:pPr>
+              <w:keepNext/>
               <w:spacing w:before="20" w:after="20" w:line="280" w:lineRule="auto"/>
               <w:ind w:left="0" w:firstLine="0"/>
               <w:jc w:val="center"/>
@@ -15308,6 +15666,7 @@
           </w:tcPr>
           <w:p>
             <w:pPr>
+              <w:keepNext/>
               <w:spacing w:before="20" w:after="20" w:line="280" w:lineRule="auto"/>
               <w:ind w:left="0" w:firstLine="0"/>
               <w:jc w:val="center"/>
@@ -15329,6 +15688,7 @@
           </w:tcPr>
           <w:p>
             <w:pPr>
+              <w:keepNext/>
               <w:spacing w:before="20" w:after="20" w:line="280" w:lineRule="auto"/>
               <w:ind w:left="0" w:firstLine="0"/>
               <w:jc w:val="center"/>
@@ -15350,6 +15710,7 @@
           </w:tcPr>
           <w:p>
             <w:pPr>
+              <w:keepNext/>
               <w:spacing w:before="20" w:after="20" w:line="280" w:lineRule="auto"/>
               <w:ind w:left="0" w:firstLine="0"/>
               <w:jc w:val="left"/>
@@ -15371,6 +15732,7 @@
           </w:tcPr>
           <w:p>
             <w:pPr>
+              <w:keepNext/>
               <w:spacing w:before="20" w:after="20" w:line="280" w:lineRule="auto"/>
               <w:ind w:left="0" w:firstLine="0"/>
               <w:jc w:val="left"/>
@@ -15392,6 +15754,7 @@
           </w:tcPr>
           <w:p>
             <w:pPr>
+              <w:keepNext/>
               <w:spacing w:before="20" w:after="20" w:line="280" w:lineRule="auto"/>
               <w:ind w:left="0" w:firstLine="0"/>
               <w:jc w:val="center"/>
@@ -15418,6 +15781,7 @@
           </w:tcPr>
           <w:p>
             <w:pPr>
+              <w:keepNext/>
               <w:spacing w:before="20" w:after="20" w:line="280" w:lineRule="auto"/>
               <w:ind w:left="0" w:firstLine="0"/>
               <w:jc w:val="center"/>
@@ -15439,6 +15803,7 @@
           </w:tcPr>
           <w:p>
             <w:pPr>
+              <w:keepNext/>
               <w:spacing w:before="20" w:after="20" w:line="280" w:lineRule="auto"/>
               <w:ind w:left="0" w:firstLine="0"/>
               <w:jc w:val="center"/>
@@ -15460,6 +15825,7 @@
           </w:tcPr>
           <w:p>
             <w:pPr>
+              <w:keepNext/>
               <w:spacing w:before="20" w:after="20" w:line="280" w:lineRule="auto"/>
               <w:ind w:left="0" w:firstLine="0"/>
               <w:jc w:val="left"/>
@@ -15481,6 +15847,7 @@
           </w:tcPr>
           <w:p>
             <w:pPr>
+              <w:keepNext/>
               <w:spacing w:before="20" w:after="20" w:line="280" w:lineRule="auto"/>
               <w:ind w:left="0" w:firstLine="0"/>
               <w:jc w:val="left"/>
@@ -15502,6 +15869,7 @@
           </w:tcPr>
           <w:p>
             <w:pPr>
+              <w:keepNext/>
               <w:spacing w:before="20" w:after="20" w:line="280" w:lineRule="auto"/>
               <w:ind w:left="0" w:firstLine="0"/>
               <w:jc w:val="center"/>
@@ -15528,6 +15896,7 @@
           </w:tcPr>
           <w:p>
             <w:pPr>
+              <w:keepNext/>
               <w:spacing w:before="20" w:after="20" w:line="280" w:lineRule="auto"/>
               <w:ind w:left="0" w:firstLine="0"/>
               <w:jc w:val="center"/>
@@ -15549,6 +15918,7 @@
           </w:tcPr>
           <w:p>
             <w:pPr>
+              <w:keepNext/>
               <w:spacing w:before="20" w:after="20" w:line="280" w:lineRule="auto"/>
               <w:ind w:left="0" w:firstLine="0"/>
               <w:jc w:val="center"/>
@@ -15570,6 +15940,7 @@
           </w:tcPr>
           <w:p>
             <w:pPr>
+              <w:keepNext/>
               <w:spacing w:before="20" w:after="20" w:line="280" w:lineRule="auto"/>
               <w:ind w:left="0" w:firstLine="0"/>
               <w:jc w:val="left"/>
@@ -15591,6 +15962,7 @@
           </w:tcPr>
           <w:p>
             <w:pPr>
+              <w:keepNext/>
               <w:spacing w:before="20" w:after="20" w:line="280" w:lineRule="auto"/>
               <w:ind w:left="0" w:firstLine="0"/>
               <w:jc w:val="left"/>
@@ -15612,6 +15984,7 @@
           </w:tcPr>
           <w:p>
             <w:pPr>
+              <w:keepNext/>
               <w:spacing w:before="20" w:after="20" w:line="280" w:lineRule="auto"/>
               <w:ind w:left="0" w:firstLine="0"/>
               <w:jc w:val="center"/>
@@ -15638,6 +16011,7 @@
           </w:tcPr>
           <w:p>
             <w:pPr>
+              <w:keepNext/>
               <w:spacing w:before="20" w:after="20" w:line="280" w:lineRule="auto"/>
               <w:ind w:left="0" w:firstLine="0"/>
               <w:jc w:val="center"/>
@@ -15659,6 +16033,7 @@
           </w:tcPr>
           <w:p>
             <w:pPr>
+              <w:keepNext/>
               <w:spacing w:before="20" w:after="20" w:line="280" w:lineRule="auto"/>
               <w:ind w:left="0" w:firstLine="0"/>
               <w:jc w:val="center"/>
@@ -15680,6 +16055,7 @@
           </w:tcPr>
           <w:p>
             <w:pPr>
+              <w:keepNext/>
               <w:spacing w:before="20" w:after="20" w:line="280" w:lineRule="auto"/>
               <w:ind w:left="0" w:firstLine="0"/>
               <w:jc w:val="left"/>
@@ -15701,6 +16077,7 @@
           </w:tcPr>
           <w:p>
             <w:pPr>
+              <w:keepNext/>
               <w:spacing w:before="20" w:after="20" w:line="280" w:lineRule="auto"/>
               <w:ind w:left="0" w:firstLine="0"/>
               <w:jc w:val="left"/>
@@ -15722,6 +16099,7 @@
           </w:tcPr>
           <w:p>
             <w:pPr>
+              <w:keepNext/>
               <w:spacing w:before="20" w:after="20" w:line="280" w:lineRule="auto"/>
               <w:ind w:left="0" w:firstLine="0"/>
               <w:jc w:val="center"/>
@@ -15748,6 +16126,7 @@
           </w:tcPr>
           <w:p>
             <w:pPr>
+              <w:keepNext/>
               <w:spacing w:before="20" w:after="20" w:line="280" w:lineRule="auto"/>
               <w:ind w:left="0" w:firstLine="0"/>
               <w:jc w:val="center"/>
@@ -15769,6 +16148,7 @@
           </w:tcPr>
           <w:p>
             <w:pPr>
+              <w:keepNext/>
               <w:spacing w:before="20" w:after="20" w:line="280" w:lineRule="auto"/>
               <w:ind w:left="0" w:firstLine="0"/>
               <w:jc w:val="center"/>
@@ -15790,6 +16170,7 @@
           </w:tcPr>
           <w:p>
             <w:pPr>
+              <w:keepNext/>
               <w:spacing w:before="20" w:after="20" w:line="280" w:lineRule="auto"/>
               <w:ind w:left="0" w:firstLine="0"/>
               <w:jc w:val="left"/>
@@ -15811,6 +16192,7 @@
           </w:tcPr>
           <w:p>
             <w:pPr>
+              <w:keepNext/>
               <w:spacing w:before="20" w:after="20" w:line="280" w:lineRule="auto"/>
               <w:ind w:left="0" w:firstLine="0"/>
               <w:jc w:val="left"/>
@@ -15832,6 +16214,7 @@
           </w:tcPr>
           <w:p>
             <w:pPr>
+              <w:keepNext/>
               <w:spacing w:before="20" w:after="20" w:line="280" w:lineRule="auto"/>
               <w:ind w:left="0" w:firstLine="0"/>
               <w:jc w:val="center"/>
@@ -15858,6 +16241,7 @@
           </w:tcPr>
           <w:p>
             <w:pPr>
+              <w:keepNext/>
               <w:spacing w:before="20" w:after="20" w:line="280" w:lineRule="auto"/>
               <w:ind w:left="0" w:firstLine="0"/>
               <w:jc w:val="center"/>
@@ -15879,6 +16263,7 @@
           </w:tcPr>
           <w:p>
             <w:pPr>
+              <w:keepNext/>
               <w:spacing w:before="20" w:after="20" w:line="280" w:lineRule="auto"/>
               <w:ind w:left="0" w:firstLine="0"/>
               <w:jc w:val="center"/>
@@ -15900,6 +16285,7 @@
           </w:tcPr>
           <w:p>
             <w:pPr>
+              <w:keepNext/>
               <w:spacing w:before="20" w:after="20" w:line="280" w:lineRule="auto"/>
               <w:ind w:left="0" w:firstLine="0"/>
               <w:jc w:val="left"/>
@@ -15921,6 +16307,7 @@
           </w:tcPr>
           <w:p>
             <w:pPr>
+              <w:keepNext/>
               <w:spacing w:before="20" w:after="20" w:line="280" w:lineRule="auto"/>
               <w:ind w:left="0" w:firstLine="0"/>
               <w:jc w:val="left"/>
@@ -15942,6 +16329,7 @@
           </w:tcPr>
           <w:p>
             <w:pPr>
+              <w:keepNext/>
               <w:spacing w:before="20" w:after="20" w:line="280" w:lineRule="auto"/>
               <w:ind w:left="0" w:firstLine="0"/>
               <w:jc w:val="center"/>
@@ -15968,6 +16356,7 @@
           </w:tcPr>
           <w:p>
             <w:pPr>
+              <w:keepNext/>
               <w:spacing w:before="20" w:after="20" w:line="280" w:lineRule="auto"/>
               <w:ind w:left="0" w:firstLine="0"/>
               <w:jc w:val="center"/>
@@ -15989,6 +16378,7 @@
           </w:tcPr>
           <w:p>
             <w:pPr>
+              <w:keepNext/>
               <w:spacing w:before="20" w:after="20" w:line="280" w:lineRule="auto"/>
               <w:ind w:left="0" w:firstLine="0"/>
               <w:jc w:val="center"/>
@@ -16010,6 +16400,7 @@
           </w:tcPr>
           <w:p>
             <w:pPr>
+              <w:keepNext/>
               <w:spacing w:before="20" w:after="20" w:line="280" w:lineRule="auto"/>
               <w:ind w:left="0" w:firstLine="0"/>
               <w:jc w:val="left"/>
@@ -16031,6 +16422,7 @@
           </w:tcPr>
           <w:p>
             <w:pPr>
+              <w:keepNext/>
               <w:spacing w:before="20" w:after="20" w:line="280" w:lineRule="auto"/>
               <w:ind w:left="0" w:firstLine="0"/>
               <w:jc w:val="left"/>
@@ -16052,6 +16444,7 @@
           </w:tcPr>
           <w:p>
             <w:pPr>
+              <w:keepNext/>
               <w:spacing w:before="20" w:after="20" w:line="280" w:lineRule="auto"/>
               <w:ind w:left="0" w:firstLine="0"/>
               <w:jc w:val="center"/>
@@ -16078,6 +16471,7 @@
           </w:tcPr>
           <w:p>
             <w:pPr>
+              <w:keepNext/>
               <w:spacing w:before="20" w:after="20" w:line="280" w:lineRule="auto"/>
               <w:ind w:left="0" w:firstLine="0"/>
               <w:jc w:val="center"/>
@@ -16099,6 +16493,7 @@
           </w:tcPr>
           <w:p>
             <w:pPr>
+              <w:keepNext/>
               <w:spacing w:before="20" w:after="20" w:line="280" w:lineRule="auto"/>
               <w:ind w:left="0" w:firstLine="0"/>
               <w:jc w:val="center"/>
@@ -16120,6 +16515,7 @@
           </w:tcPr>
           <w:p>
             <w:pPr>
+              <w:keepNext/>
               <w:spacing w:before="20" w:after="20" w:line="280" w:lineRule="auto"/>
               <w:ind w:left="0" w:firstLine="0"/>
               <w:jc w:val="left"/>
@@ -16141,6 +16537,7 @@
           </w:tcPr>
           <w:p>
             <w:pPr>
+              <w:keepNext/>
               <w:spacing w:before="20" w:after="20" w:line="280" w:lineRule="auto"/>
               <w:ind w:left="0" w:firstLine="0"/>
               <w:jc w:val="left"/>
@@ -16162,6 +16559,7 @@
           </w:tcPr>
           <w:p>
             <w:pPr>
+              <w:keepNext/>
               <w:spacing w:before="20" w:after="20" w:line="280" w:lineRule="auto"/>
               <w:ind w:left="0" w:firstLine="0"/>
               <w:jc w:val="center"/>
@@ -16188,6 +16586,7 @@
           </w:tcPr>
           <w:p>
             <w:pPr>
+              <w:keepNext/>
               <w:spacing w:before="20" w:after="20" w:line="280" w:lineRule="auto"/>
               <w:ind w:left="0" w:firstLine="0"/>
               <w:jc w:val="center"/>
@@ -16209,6 +16608,7 @@
           </w:tcPr>
           <w:p>
             <w:pPr>
+              <w:keepNext/>
               <w:spacing w:before="20" w:after="20" w:line="280" w:lineRule="auto"/>
               <w:ind w:left="0" w:firstLine="0"/>
               <w:jc w:val="center"/>
@@ -16230,6 +16630,7 @@
           </w:tcPr>
           <w:p>
             <w:pPr>
+              <w:keepNext/>
               <w:spacing w:before="20" w:after="20" w:line="280" w:lineRule="auto"/>
               <w:ind w:left="0" w:firstLine="0"/>
               <w:jc w:val="left"/>
@@ -16251,6 +16652,7 @@
           </w:tcPr>
           <w:p>
             <w:pPr>
+              <w:keepNext/>
               <w:spacing w:before="20" w:after="20" w:line="280" w:lineRule="auto"/>
               <w:ind w:left="0" w:firstLine="0"/>
               <w:jc w:val="left"/>
@@ -16272,6 +16674,7 @@
           </w:tcPr>
           <w:p>
             <w:pPr>
+              <w:keepNext/>
               <w:spacing w:before="20" w:after="20" w:line="280" w:lineRule="auto"/>
               <w:ind w:left="0" w:firstLine="0"/>
               <w:jc w:val="center"/>
@@ -16298,6 +16701,7 @@
           </w:tcPr>
           <w:p>
             <w:pPr>
+              <w:keepNext/>
               <w:spacing w:before="20" w:after="20" w:line="280" w:lineRule="auto"/>
               <w:ind w:left="0" w:firstLine="0"/>
               <w:jc w:val="center"/>
@@ -16319,6 +16723,7 @@
           </w:tcPr>
           <w:p>
             <w:pPr>
+              <w:keepNext/>
               <w:spacing w:before="20" w:after="20" w:line="280" w:lineRule="auto"/>
               <w:ind w:left="0" w:firstLine="0"/>
               <w:jc w:val="center"/>
@@ -16340,6 +16745,7 @@
           </w:tcPr>
           <w:p>
             <w:pPr>
+              <w:keepNext/>
               <w:spacing w:before="20" w:after="20" w:line="280" w:lineRule="auto"/>
               <w:ind w:left="0" w:firstLine="0"/>
               <w:jc w:val="left"/>
@@ -16361,6 +16767,7 @@
           </w:tcPr>
           <w:p>
             <w:pPr>
+              <w:keepNext/>
               <w:spacing w:before="20" w:after="20" w:line="280" w:lineRule="auto"/>
               <w:ind w:left="0" w:firstLine="0"/>
               <w:jc w:val="left"/>
@@ -16382,6 +16789,7 @@
           </w:tcPr>
           <w:p>
             <w:pPr>
+              <w:keepNext/>
               <w:spacing w:before="20" w:after="20" w:line="280" w:lineRule="auto"/>
               <w:ind w:left="0" w:firstLine="0"/>
               <w:jc w:val="center"/>
@@ -16408,6 +16816,7 @@
           </w:tcPr>
           <w:p>
             <w:pPr>
+              <w:keepNext/>
               <w:spacing w:before="20" w:after="20" w:line="280" w:lineRule="auto"/>
               <w:ind w:left="0" w:firstLine="0"/>
               <w:jc w:val="center"/>
@@ -16429,6 +16838,7 @@
           </w:tcPr>
           <w:p>
             <w:pPr>
+              <w:keepNext/>
               <w:spacing w:before="20" w:after="20" w:line="280" w:lineRule="auto"/>
               <w:ind w:left="0" w:firstLine="0"/>
               <w:jc w:val="center"/>
@@ -16450,6 +16860,7 @@
           </w:tcPr>
           <w:p>
             <w:pPr>
+              <w:keepNext/>
               <w:spacing w:before="20" w:after="20" w:line="280" w:lineRule="auto"/>
               <w:ind w:left="0" w:firstLine="0"/>
               <w:jc w:val="left"/>
@@ -16471,6 +16882,7 @@
           </w:tcPr>
           <w:p>
             <w:pPr>
+              <w:keepNext/>
               <w:spacing w:before="20" w:after="20" w:line="280" w:lineRule="auto"/>
               <w:ind w:left="0" w:firstLine="0"/>
               <w:jc w:val="left"/>
@@ -16492,6 +16904,7 @@
           </w:tcPr>
           <w:p>
             <w:pPr>
+              <w:keepNext/>
               <w:spacing w:before="20" w:after="20" w:line="280" w:lineRule="auto"/>
               <w:ind w:left="0" w:firstLine="0"/>
               <w:jc w:val="center"/>
@@ -16518,6 +16931,7 @@
           </w:tcPr>
           <w:p>
             <w:pPr>
+              <w:keepNext/>
               <w:spacing w:before="20" w:after="20" w:line="280" w:lineRule="auto"/>
               <w:ind w:left="0" w:firstLine="0"/>
               <w:jc w:val="center"/>
@@ -16539,6 +16953,7 @@
           </w:tcPr>
           <w:p>
             <w:pPr>
+              <w:keepNext/>
               <w:spacing w:before="20" w:after="20" w:line="280" w:lineRule="auto"/>
               <w:ind w:left="0" w:firstLine="0"/>
               <w:jc w:val="center"/>
@@ -16560,6 +16975,7 @@
           </w:tcPr>
           <w:p>
             <w:pPr>
+              <w:keepNext/>
               <w:spacing w:before="20" w:after="20" w:line="280" w:lineRule="auto"/>
               <w:ind w:left="0" w:firstLine="0"/>
               <w:jc w:val="left"/>
@@ -16581,6 +16997,7 @@
           </w:tcPr>
           <w:p>
             <w:pPr>
+              <w:keepNext/>
               <w:spacing w:before="20" w:after="20" w:line="280" w:lineRule="auto"/>
               <w:ind w:left="0" w:firstLine="0"/>
               <w:jc w:val="left"/>
@@ -16602,6 +17019,7 @@
           </w:tcPr>
           <w:p>
             <w:pPr>
+              <w:keepNext/>
               <w:spacing w:before="20" w:after="20" w:line="280" w:lineRule="auto"/>
               <w:ind w:left="0" w:firstLine="0"/>
               <w:jc w:val="center"/>
@@ -16787,11 +17205,11 @@
         <w:jc w:val="center"/>
         <w:tblBorders>
           <w:top w:val="single" w:sz="12" w:space="0" w:color="000000"/>
-          <w:left w:val="single" w:sz="4" w:space="0" w:color="000000"/>
+          <w:left w:val="nil"/>
           <w:bottom w:val="single" w:sz="12" w:space="0" w:color="000000"/>
-          <w:right w:val="single" w:sz="4" w:space="0" w:color="000000"/>
-          <w:insideH w:val="single" w:sz="4" w:space="0" w:color="000000"/>
-          <w:insideV w:val="single" w:sz="4" w:space="0" w:color="000000"/>
+          <w:right w:val="nil"/>
+          <w:insideH w:val="nil"/>
+          <w:insideV w:val="nil"/>
         </w:tblBorders>
         <w:tblLayout w:type="fixed"/>
         <w:tblCellMar>
@@ -16814,11 +17232,14 @@
         <w:tc>
           <w:tcPr>
             <w:tcW w:w="1004" w:type="dxa"/>
-            <w:shd w:val="clear" w:color="auto" w:fill="E7E6E6"/>
-            <w:vAlign w:val="center"/>
-          </w:tcPr>
-          <w:p>
-            <w:pPr>
+            <w:tcBorders>
+              <w:bottom w:val="single" w:sz="6" w:space="0" w:color="000000"/>
+            </w:tcBorders>
+            <w:vAlign w:val="center"/>
+          </w:tcPr>
+          <w:p>
+            <w:pPr>
+              <w:keepNext/>
               <w:spacing w:before="20" w:after="20" w:line="280" w:lineRule="auto"/>
               <w:ind w:left="0" w:firstLine="0"/>
               <w:jc w:val="center"/>
@@ -16838,11 +17259,14 @@
         <w:tc>
           <w:tcPr>
             <w:tcW w:w="3264" w:type="dxa"/>
-            <w:shd w:val="clear" w:color="auto" w:fill="E7E6E6"/>
-            <w:vAlign w:val="center"/>
-          </w:tcPr>
-          <w:p>
-            <w:pPr>
+            <w:tcBorders>
+              <w:bottom w:val="single" w:sz="6" w:space="0" w:color="000000"/>
+            </w:tcBorders>
+            <w:vAlign w:val="center"/>
+          </w:tcPr>
+          <w:p>
+            <w:pPr>
+              <w:keepNext/>
               <w:spacing w:before="20" w:after="20" w:line="280" w:lineRule="auto"/>
               <w:ind w:left="0" w:firstLine="0"/>
               <w:jc w:val="center"/>
@@ -16862,11 +17286,14 @@
         <w:tc>
           <w:tcPr>
             <w:tcW w:w="3515" w:type="dxa"/>
-            <w:shd w:val="clear" w:color="auto" w:fill="E7E6E6"/>
-            <w:vAlign w:val="center"/>
-          </w:tcPr>
-          <w:p>
-            <w:pPr>
+            <w:tcBorders>
+              <w:bottom w:val="single" w:sz="6" w:space="0" w:color="000000"/>
+            </w:tcBorders>
+            <w:vAlign w:val="center"/>
+          </w:tcPr>
+          <w:p>
+            <w:pPr>
+              <w:keepNext/>
               <w:spacing w:before="20" w:after="20" w:line="280" w:lineRule="auto"/>
               <w:ind w:left="0" w:firstLine="0"/>
               <w:jc w:val="center"/>
@@ -16886,11 +17313,14 @@
         <w:tc>
           <w:tcPr>
             <w:tcW w:w="1005" w:type="dxa"/>
-            <w:shd w:val="clear" w:color="auto" w:fill="E7E6E6"/>
-            <w:vAlign w:val="center"/>
-          </w:tcPr>
-          <w:p>
-            <w:pPr>
+            <w:tcBorders>
+              <w:bottom w:val="single" w:sz="6" w:space="0" w:color="000000"/>
+            </w:tcBorders>
+            <w:vAlign w:val="center"/>
+          </w:tcPr>
+          <w:p>
+            <w:pPr>
+              <w:keepNext/>
               <w:spacing w:before="20" w:after="20" w:line="280" w:lineRule="auto"/>
               <w:ind w:left="0" w:firstLine="0"/>
               <w:jc w:val="center"/>
@@ -16919,6 +17349,7 @@
           </w:tcPr>
           <w:p>
             <w:pPr>
+              <w:keepNext/>
               <w:spacing w:before="20" w:after="20" w:line="280" w:lineRule="auto"/>
               <w:ind w:left="0" w:firstLine="0"/>
               <w:jc w:val="center"/>
@@ -16940,6 +17371,7 @@
           </w:tcPr>
           <w:p>
             <w:pPr>
+              <w:keepNext/>
               <w:spacing w:before="20" w:after="20" w:line="280" w:lineRule="auto"/>
               <w:ind w:left="0" w:firstLine="0"/>
               <w:jc w:val="left"/>
@@ -16961,6 +17393,7 @@
           </w:tcPr>
           <w:p>
             <w:pPr>
+              <w:keepNext/>
               <w:spacing w:before="20" w:after="20" w:line="280" w:lineRule="auto"/>
               <w:ind w:left="0" w:firstLine="0"/>
               <w:jc w:val="left"/>
@@ -16982,6 +17415,7 @@
           </w:tcPr>
           <w:p>
             <w:pPr>
+              <w:keepNext/>
               <w:spacing w:before="20" w:after="20" w:line="280" w:lineRule="auto"/>
               <w:ind w:left="0" w:firstLine="0"/>
               <w:jc w:val="center"/>
@@ -17008,6 +17442,7 @@
           </w:tcPr>
           <w:p>
             <w:pPr>
+              <w:keepNext/>
               <w:spacing w:before="20" w:after="20" w:line="280" w:lineRule="auto"/>
               <w:ind w:left="0" w:firstLine="0"/>
               <w:jc w:val="center"/>
@@ -17029,6 +17464,7 @@
           </w:tcPr>
           <w:p>
             <w:pPr>
+              <w:keepNext/>
               <w:spacing w:before="20" w:after="20" w:line="280" w:lineRule="auto"/>
               <w:ind w:left="0" w:firstLine="0"/>
               <w:jc w:val="left"/>
@@ -17050,6 +17486,7 @@
           </w:tcPr>
           <w:p>
             <w:pPr>
+              <w:keepNext/>
               <w:spacing w:before="20" w:after="20" w:line="280" w:lineRule="auto"/>
               <w:ind w:left="0" w:firstLine="0"/>
               <w:jc w:val="left"/>
@@ -17071,6 +17508,7 @@
           </w:tcPr>
           <w:p>
             <w:pPr>
+              <w:keepNext/>
               <w:spacing w:before="20" w:after="20" w:line="280" w:lineRule="auto"/>
               <w:ind w:left="0" w:firstLine="0"/>
               <w:jc w:val="center"/>
@@ -17097,6 +17535,7 @@
           </w:tcPr>
           <w:p>
             <w:pPr>
+              <w:keepNext/>
               <w:spacing w:before="20" w:after="20" w:line="280" w:lineRule="auto"/>
               <w:ind w:left="0" w:firstLine="0"/>
               <w:jc w:val="center"/>
@@ -17118,6 +17557,7 @@
           </w:tcPr>
           <w:p>
             <w:pPr>
+              <w:keepNext/>
               <w:spacing w:before="20" w:after="20" w:line="280" w:lineRule="auto"/>
               <w:ind w:left="0" w:firstLine="0"/>
               <w:jc w:val="left"/>
@@ -17139,6 +17579,7 @@
           </w:tcPr>
           <w:p>
             <w:pPr>
+              <w:keepNext/>
               <w:spacing w:before="20" w:after="20" w:line="280" w:lineRule="auto"/>
               <w:ind w:left="0" w:firstLine="0"/>
               <w:jc w:val="left"/>
@@ -17160,6 +17601,7 @@
           </w:tcPr>
           <w:p>
             <w:pPr>
+              <w:keepNext/>
               <w:spacing w:before="20" w:after="20" w:line="280" w:lineRule="auto"/>
               <w:ind w:left="0" w:firstLine="0"/>
               <w:jc w:val="center"/>
@@ -17186,6 +17628,7 @@
           </w:tcPr>
           <w:p>
             <w:pPr>
+              <w:keepNext/>
               <w:spacing w:before="20" w:after="20" w:line="280" w:lineRule="auto"/>
               <w:ind w:left="0" w:firstLine="0"/>
               <w:jc w:val="center"/>
@@ -17207,6 +17650,7 @@
           </w:tcPr>
           <w:p>
             <w:pPr>
+              <w:keepNext/>
               <w:spacing w:before="20" w:after="20" w:line="280" w:lineRule="auto"/>
               <w:ind w:left="0" w:firstLine="0"/>
               <w:jc w:val="left"/>
@@ -17228,6 +17672,7 @@
           </w:tcPr>
           <w:p>
             <w:pPr>
+              <w:keepNext/>
               <w:spacing w:before="20" w:after="20" w:line="280" w:lineRule="auto"/>
               <w:ind w:left="0" w:firstLine="0"/>
               <w:jc w:val="left"/>
@@ -17249,6 +17694,7 @@
           </w:tcPr>
           <w:p>
             <w:pPr>
+              <w:keepNext/>
               <w:spacing w:before="20" w:after="20" w:line="280" w:lineRule="auto"/>
               <w:ind w:left="0" w:firstLine="0"/>
               <w:jc w:val="center"/>
@@ -17275,6 +17721,7 @@
           </w:tcPr>
           <w:p>
             <w:pPr>
+              <w:keepNext/>
               <w:spacing w:before="20" w:after="20" w:line="280" w:lineRule="auto"/>
               <w:ind w:left="0" w:firstLine="0"/>
               <w:jc w:val="center"/>
@@ -17296,6 +17743,7 @@
           </w:tcPr>
           <w:p>
             <w:pPr>
+              <w:keepNext/>
               <w:spacing w:before="20" w:after="20" w:line="280" w:lineRule="auto"/>
               <w:ind w:left="0" w:firstLine="0"/>
               <w:jc w:val="left"/>
@@ -17317,6 +17765,7 @@
           </w:tcPr>
           <w:p>
             <w:pPr>
+              <w:keepNext/>
               <w:spacing w:before="20" w:after="20" w:line="280" w:lineRule="auto"/>
               <w:ind w:left="0" w:firstLine="0"/>
               <w:jc w:val="left"/>
@@ -17338,6 +17787,7 @@
           </w:tcPr>
           <w:p>
             <w:pPr>
+              <w:keepNext/>
               <w:spacing w:before="20" w:after="20" w:line="280" w:lineRule="auto"/>
               <w:ind w:left="0" w:firstLine="0"/>
               <w:jc w:val="center"/>
@@ -17364,6 +17814,7 @@
           </w:tcPr>
           <w:p>
             <w:pPr>
+              <w:keepNext/>
               <w:spacing w:before="20" w:after="20" w:line="280" w:lineRule="auto"/>
               <w:ind w:left="0" w:firstLine="0"/>
               <w:jc w:val="center"/>
@@ -17385,6 +17836,7 @@
           </w:tcPr>
           <w:p>
             <w:pPr>
+              <w:keepNext/>
               <w:spacing w:before="20" w:after="20" w:line="280" w:lineRule="auto"/>
               <w:ind w:left="0" w:firstLine="0"/>
               <w:jc w:val="left"/>
@@ -17406,6 +17858,7 @@
           </w:tcPr>
           <w:p>
             <w:pPr>
+              <w:keepNext/>
               <w:spacing w:before="20" w:after="20" w:line="280" w:lineRule="auto"/>
               <w:ind w:left="0" w:firstLine="0"/>
               <w:jc w:val="left"/>
@@ -17427,6 +17880,7 @@
           </w:tcPr>
           <w:p>
             <w:pPr>
+              <w:keepNext/>
               <w:spacing w:before="20" w:after="20" w:line="280" w:lineRule="auto"/>
               <w:ind w:left="0" w:firstLine="0"/>
               <w:jc w:val="center"/>
@@ -17453,6 +17907,7 @@
           </w:tcPr>
           <w:p>
             <w:pPr>
+              <w:keepNext/>
               <w:spacing w:before="20" w:after="20" w:line="280" w:lineRule="auto"/>
               <w:ind w:left="0" w:firstLine="0"/>
               <w:jc w:val="center"/>
@@ -17474,6 +17929,7 @@
           </w:tcPr>
           <w:p>
             <w:pPr>
+              <w:keepNext/>
               <w:spacing w:before="20" w:after="20" w:line="280" w:lineRule="auto"/>
               <w:ind w:left="0" w:firstLine="0"/>
               <w:jc w:val="left"/>
@@ -17495,6 +17951,7 @@
           </w:tcPr>
           <w:p>
             <w:pPr>
+              <w:keepNext/>
               <w:spacing w:before="20" w:after="20" w:line="280" w:lineRule="auto"/>
               <w:ind w:left="0" w:firstLine="0"/>
               <w:jc w:val="left"/>
@@ -17516,6 +17973,7 @@
           </w:tcPr>
           <w:p>
             <w:pPr>
+              <w:keepNext/>
               <w:spacing w:before="20" w:after="20" w:line="280" w:lineRule="auto"/>
               <w:ind w:left="0" w:firstLine="0"/>
               <w:jc w:val="center"/>
@@ -18815,11 +19273,11 @@
         <w:jc w:val="center"/>
         <w:tblBorders>
           <w:top w:val="single" w:sz="12" w:space="0" w:color="000000"/>
-          <w:left w:val="single" w:sz="4" w:space="0" w:color="000000"/>
+          <w:left w:val="nil"/>
           <w:bottom w:val="single" w:sz="12" w:space="0" w:color="000000"/>
-          <w:right w:val="single" w:sz="4" w:space="0" w:color="000000"/>
-          <w:insideH w:val="single" w:sz="4" w:space="0" w:color="000000"/>
-          <w:insideV w:val="single" w:sz="4" w:space="0" w:color="000000"/>
+          <w:right w:val="nil"/>
+          <w:insideH w:val="nil"/>
+          <w:insideV w:val="nil"/>
         </w:tblBorders>
         <w:tblLayout w:type="fixed"/>
         <w:tblCellMar>
@@ -18841,11 +19299,14 @@
         <w:tc>
           <w:tcPr>
             <w:tcW w:w="2259" w:type="dxa"/>
-            <w:shd w:val="clear" w:color="auto" w:fill="E7E6E6"/>
-            <w:vAlign w:val="center"/>
-          </w:tcPr>
-          <w:p>
-            <w:pPr>
+            <w:tcBorders>
+              <w:bottom w:val="single" w:sz="6" w:space="0" w:color="000000"/>
+            </w:tcBorders>
+            <w:vAlign w:val="center"/>
+          </w:tcPr>
+          <w:p>
+            <w:pPr>
+              <w:keepNext/>
               <w:spacing w:before="20" w:after="20" w:line="280" w:lineRule="auto"/>
               <w:ind w:left="0" w:firstLine="0"/>
               <w:jc w:val="center"/>
@@ -18865,11 +19326,14 @@
         <w:tc>
           <w:tcPr>
             <w:tcW w:w="2008" w:type="dxa"/>
-            <w:shd w:val="clear" w:color="auto" w:fill="E7E6E6"/>
-            <w:vAlign w:val="center"/>
-          </w:tcPr>
-          <w:p>
-            <w:pPr>
+            <w:tcBorders>
+              <w:bottom w:val="single" w:sz="6" w:space="0" w:color="000000"/>
+            </w:tcBorders>
+            <w:vAlign w:val="center"/>
+          </w:tcPr>
+          <w:p>
+            <w:pPr>
+              <w:keepNext/>
               <w:spacing w:before="20" w:after="20" w:line="280" w:lineRule="auto"/>
               <w:ind w:left="0" w:firstLine="0"/>
               <w:jc w:val="center"/>
@@ -18889,11 +19353,14 @@
         <w:tc>
           <w:tcPr>
             <w:tcW w:w="4521" w:type="dxa"/>
-            <w:shd w:val="clear" w:color="auto" w:fill="E7E6E6"/>
-            <w:vAlign w:val="center"/>
-          </w:tcPr>
-          <w:p>
-            <w:pPr>
+            <w:tcBorders>
+              <w:bottom w:val="single" w:sz="6" w:space="0" w:color="000000"/>
+            </w:tcBorders>
+            <w:vAlign w:val="center"/>
+          </w:tcPr>
+          <w:p>
+            <w:pPr>
+              <w:keepNext/>
               <w:spacing w:before="20" w:after="20" w:line="280" w:lineRule="auto"/>
               <w:ind w:left="0" w:firstLine="0"/>
               <w:jc w:val="center"/>
@@ -18922,6 +19389,7 @@
           </w:tcPr>
           <w:p>
             <w:pPr>
+              <w:keepNext/>
               <w:spacing w:before="20" w:after="20" w:line="280" w:lineRule="auto"/>
               <w:ind w:left="0" w:firstLine="0"/>
               <w:jc w:val="center"/>
@@ -18943,6 +19411,7 @@
           </w:tcPr>
           <w:p>
             <w:pPr>
+              <w:keepNext/>
               <w:spacing w:before="20" w:after="20" w:line="280" w:lineRule="auto"/>
               <w:ind w:left="0" w:firstLine="0"/>
               <w:jc w:val="center"/>
@@ -18964,6 +19433,7 @@
           </w:tcPr>
           <w:p>
             <w:pPr>
+              <w:keepNext/>
               <w:spacing w:before="20" w:after="20" w:line="280" w:lineRule="auto"/>
               <w:ind w:left="0" w:firstLine="0"/>
               <w:jc w:val="left"/>
@@ -18990,6 +19460,7 @@
           </w:tcPr>
           <w:p>
             <w:pPr>
+              <w:keepNext/>
               <w:spacing w:before="20" w:after="20" w:line="280" w:lineRule="auto"/>
               <w:ind w:left="0" w:firstLine="0"/>
               <w:jc w:val="center"/>
@@ -19011,6 +19482,7 @@
           </w:tcPr>
           <w:p>
             <w:pPr>
+              <w:keepNext/>
               <w:spacing w:before="20" w:after="20" w:line="280" w:lineRule="auto"/>
               <w:ind w:left="0" w:firstLine="0"/>
               <w:jc w:val="center"/>
@@ -19032,6 +19504,7 @@
           </w:tcPr>
           <w:p>
             <w:pPr>
+              <w:keepNext/>
               <w:spacing w:before="20" w:after="20" w:line="280" w:lineRule="auto"/>
               <w:ind w:left="0" w:firstLine="0"/>
               <w:jc w:val="left"/>
@@ -19058,6 +19531,7 @@
           </w:tcPr>
           <w:p>
             <w:pPr>
+              <w:keepNext/>
               <w:spacing w:before="20" w:after="20" w:line="280" w:lineRule="auto"/>
               <w:ind w:left="0" w:firstLine="0"/>
               <w:jc w:val="center"/>
@@ -19079,6 +19553,7 @@
           </w:tcPr>
           <w:p>
             <w:pPr>
+              <w:keepNext/>
               <w:spacing w:before="20" w:after="20" w:line="280" w:lineRule="auto"/>
               <w:ind w:left="0" w:firstLine="0"/>
               <w:jc w:val="center"/>
@@ -19100,6 +19575,7 @@
           </w:tcPr>
           <w:p>
             <w:pPr>
+              <w:keepNext/>
               <w:spacing w:before="20" w:after="20" w:line="280" w:lineRule="auto"/>
               <w:ind w:left="0" w:firstLine="0"/>
               <w:jc w:val="left"/>
@@ -19126,6 +19602,7 @@
           </w:tcPr>
           <w:p>
             <w:pPr>
+              <w:keepNext/>
               <w:spacing w:before="20" w:after="20" w:line="280" w:lineRule="auto"/>
               <w:ind w:left="0" w:firstLine="0"/>
               <w:jc w:val="center"/>
@@ -19147,6 +19624,7 @@
           </w:tcPr>
           <w:p>
             <w:pPr>
+              <w:keepNext/>
               <w:spacing w:before="20" w:after="20" w:line="280" w:lineRule="auto"/>
               <w:ind w:left="0" w:firstLine="0"/>
               <w:jc w:val="center"/>
@@ -19168,6 +19646,7 @@
           </w:tcPr>
           <w:p>
             <w:pPr>
+              <w:keepNext/>
               <w:spacing w:before="20" w:after="20" w:line="280" w:lineRule="auto"/>
               <w:ind w:left="0" w:firstLine="0"/>
               <w:jc w:val="left"/>
